--- a/lessons/9-3/downloads/reveal/teacher/9.3-exit-tickets.docx
+++ b/lessons/9-3/downloads/reveal/teacher/9.3-exit-tickets.docx
@@ -4,6 +4,7 @@
   <w:body>
     <w:p>
       <w:pPr>
+        <w:pStyle w:val="Heading1"/>
         <w:tabs>
           <w:tab w:val="left" w:pos="5200"/>
           <w:tab w:val="right" w:leader="underscore" w:pos="9504"/>
@@ -34,7 +35,7 @@
         <w:rPr>
           <w:rFonts w:ascii="Avenir Next" w:hAnsi="Avenir Next" w:cs="Avenir Next" w:eastAsia="Avenir Next"/>
           <w:color w:val="1A1A1A"/>
-          <w:sz w:val="18"/>
+          <w:sz w:val="22"/>
           <w:szCs w:val="18"/>
         </w:rPr>
         <w:t xml:space="preserve">Name</w:t>
@@ -119,25 +120,25 @@
                 <w:rFonts w:ascii="Avenir Next" w:hAnsi="Avenir Next" w:cs="Avenir Next" w:eastAsia="Avenir Next"/>
                 <w:b/>
                 <w:color w:val="1A1A1A"/>
+                <w:sz w:val="22"/>
+                <w:szCs w:val="20"/>
+              </w:rPr>
+              <w:t xml:space="preserve">1.</w:t>
+            </w:r>
+            <w:r>
+              <w:rPr>
+                <w:rFonts w:ascii="Avenir Next" w:hAnsi="Avenir Next" w:cs="Avenir Next" w:eastAsia="Avenir Next"/>
+                <w:color w:val="1A1A1A"/>
                 <w:sz w:val="20"/>
                 <w:szCs w:val="20"/>
               </w:rPr>
-              <w:t xml:space="preserve">1.</w:t>
-            </w:r>
-            <w:r>
-              <w:rPr>
-                <w:rFonts w:ascii="Avenir Next" w:hAnsi="Avenir Next" w:cs="Avenir Next" w:eastAsia="Avenir Next"/>
-                <w:color w:val="1A1A1A"/>
-                <w:sz w:val="20"/>
-                <w:szCs w:val="20"/>
-              </w:rPr>
               <w:tab/>
             </w:r>
             <w:r>
               <w:rPr>
                 <w:rFonts w:ascii="Avenir Next" w:hAnsi="Avenir Next" w:cs="Avenir Next" w:eastAsia="Avenir Next"/>
                 <w:color w:val="1A1A1A"/>
-                <w:sz w:val="20"/>
+                <w:sz w:val="22"/>
                 <w:szCs w:val="20"/>
               </w:rPr>
               <w:t xml:space="preserve">Write an equation for each table.</w:t>
@@ -192,18 +193,18 @@
                       <w:rFonts w:ascii="Avenir Next" w:hAnsi="Avenir Next" w:cs="Avenir Next" w:eastAsia="Avenir Next"/>
                       <w:b/>
                       <w:color w:val="003A70"/>
+                      <w:sz w:val="22"/>
+                      <w:szCs w:val="20"/>
+                    </w:rPr>
+                    <w:t xml:space="preserve">a.</w:t>
+                  </w:r>
+                  <w:r>
+                    <w:rPr>
+                      <w:rFonts w:ascii="Avenir Next" w:hAnsi="Avenir Next" w:cs="Avenir Next" w:eastAsia="Avenir Next"/>
+                      <w:color w:val="1A1A1A"/>
                       <w:sz w:val="20"/>
                       <w:szCs w:val="20"/>
                     </w:rPr>
-                    <w:t xml:space="preserve">a.</w:t>
-                  </w:r>
-                  <w:r>
-                    <w:rPr>
-                      <w:rFonts w:ascii="Avenir Next" w:hAnsi="Avenir Next" w:cs="Avenir Next" w:eastAsia="Avenir Next"/>
-                      <w:color w:val="1A1A1A"/>
-                      <w:sz w:val="20"/>
-                      <w:szCs w:val="20"/>
-                    </w:rPr>
                     <w:tab/>
                   </w:r>
                   <w:r>
@@ -211,7 +212,7 @@
                       <w:rFonts w:ascii="Avenir Next" w:hAnsi="Avenir Next" w:cs="Avenir Next" w:eastAsia="Avenir Next"/>
                       <w:i/>
                       <w:color w:val="1A1A1A"/>
-                      <w:sz w:val="20"/>
+                      <w:sz w:val="22"/>
                       <w:szCs w:val="20"/>
                     </w:rPr>
                     <w:t xml:space="preserve">x</w:t>
@@ -220,7 +221,7 @@
                     <w:rPr>
                       <w:rFonts w:ascii="Avenir Next" w:hAnsi="Avenir Next" w:cs="Avenir Next" w:eastAsia="Avenir Next"/>
                       <w:color w:val="1A1A1A"/>
-                      <w:sz w:val="20"/>
+                      <w:sz w:val="22"/>
                       <w:szCs w:val="20"/>
                     </w:rPr>
                     <w:t xml:space="preserve">: 1, 2, 3  </w:t>
@@ -230,7 +231,7 @@
                       <w:rFonts w:ascii="Avenir Next" w:hAnsi="Avenir Next" w:cs="Avenir Next" w:eastAsia="Avenir Next"/>
                       <w:i/>
                       <w:color w:val="1A1A1A"/>
-                      <w:sz w:val="20"/>
+                      <w:sz w:val="22"/>
                       <w:szCs w:val="20"/>
                     </w:rPr>
                     <w:t xml:space="preserve">y</w:t>
@@ -239,7 +240,7 @@
                     <w:rPr>
                       <w:rFonts w:ascii="Avenir Next" w:hAnsi="Avenir Next" w:cs="Avenir Next" w:eastAsia="Avenir Next"/>
                       <w:color w:val="1A1A1A"/>
-                      <w:sz w:val="20"/>
+                      <w:sz w:val="22"/>
                       <w:szCs w:val="20"/>
                     </w:rPr>
                     <w:t xml:space="preserve">: 4, 8, 12    </w:t>
@@ -249,7 +250,7 @@
                       <w:rFonts w:ascii="Avenir Next" w:hAnsi="Avenir Next" w:cs="Avenir Next" w:eastAsia="Avenir Next"/>
                       <w:i/>
                       <w:color w:val="1A1A1A"/>
-                      <w:sz w:val="20"/>
+                      <w:sz w:val="22"/>
                       <w:szCs w:val="20"/>
                     </w:rPr>
                     <w:t xml:space="preserve">y</w:t>
@@ -258,7 +259,7 @@
                     <w:rPr>
                       <w:rFonts w:ascii="Avenir Next" w:hAnsi="Avenir Next" w:cs="Avenir Next" w:eastAsia="Avenir Next"/>
                       <w:color w:val="1A1A1A"/>
-                      <w:sz w:val="20"/>
+                      <w:sz w:val="22"/>
                       <w:szCs w:val="20"/>
                     </w:rPr>
                     <w:t xml:space="preserve"> =</w:t>
@@ -302,18 +303,18 @@
                       <w:rFonts w:ascii="Avenir Next" w:hAnsi="Avenir Next" w:cs="Avenir Next" w:eastAsia="Avenir Next"/>
                       <w:b/>
                       <w:color w:val="003A70"/>
+                      <w:sz w:val="22"/>
+                      <w:szCs w:val="20"/>
+                    </w:rPr>
+                    <w:t xml:space="preserve">b.</w:t>
+                  </w:r>
+                  <w:r>
+                    <w:rPr>
+                      <w:rFonts w:ascii="Avenir Next" w:hAnsi="Avenir Next" w:cs="Avenir Next" w:eastAsia="Avenir Next"/>
+                      <w:color w:val="1A1A1A"/>
                       <w:sz w:val="20"/>
                       <w:szCs w:val="20"/>
                     </w:rPr>
-                    <w:t xml:space="preserve">b.</w:t>
-                  </w:r>
-                  <w:r>
-                    <w:rPr>
-                      <w:rFonts w:ascii="Avenir Next" w:hAnsi="Avenir Next" w:cs="Avenir Next" w:eastAsia="Avenir Next"/>
-                      <w:color w:val="1A1A1A"/>
-                      <w:sz w:val="20"/>
-                      <w:szCs w:val="20"/>
-                    </w:rPr>
                     <w:tab/>
                   </w:r>
                   <w:r>
@@ -321,7 +322,7 @@
                       <w:rFonts w:ascii="Avenir Next" w:hAnsi="Avenir Next" w:cs="Avenir Next" w:eastAsia="Avenir Next"/>
                       <w:i/>
                       <w:color w:val="1A1A1A"/>
-                      <w:sz w:val="20"/>
+                      <w:sz w:val="22"/>
                       <w:szCs w:val="20"/>
                     </w:rPr>
                     <w:t xml:space="preserve">x</w:t>
@@ -330,7 +331,7 @@
                     <w:rPr>
                       <w:rFonts w:ascii="Avenir Next" w:hAnsi="Avenir Next" w:cs="Avenir Next" w:eastAsia="Avenir Next"/>
                       <w:color w:val="1A1A1A"/>
-                      <w:sz w:val="20"/>
+                      <w:sz w:val="22"/>
                       <w:szCs w:val="20"/>
                     </w:rPr>
                     <w:t xml:space="preserve">: 1, 2, 3  </w:t>
@@ -340,7 +341,7 @@
                       <w:rFonts w:ascii="Avenir Next" w:hAnsi="Avenir Next" w:cs="Avenir Next" w:eastAsia="Avenir Next"/>
                       <w:i/>
                       <w:color w:val="1A1A1A"/>
-                      <w:sz w:val="20"/>
+                      <w:sz w:val="22"/>
                       <w:szCs w:val="20"/>
                     </w:rPr>
                     <w:t xml:space="preserve">y</w:t>
@@ -349,7 +350,7 @@
                     <w:rPr>
                       <w:rFonts w:ascii="Avenir Next" w:hAnsi="Avenir Next" w:cs="Avenir Next" w:eastAsia="Avenir Next"/>
                       <w:color w:val="1A1A1A"/>
-                      <w:sz w:val="20"/>
+                      <w:sz w:val="22"/>
                       <w:szCs w:val="20"/>
                     </w:rPr>
                     <w:t xml:space="preserve">: 6, 7, 8    </w:t>
@@ -359,7 +360,7 @@
                       <w:rFonts w:ascii="Avenir Next" w:hAnsi="Avenir Next" w:cs="Avenir Next" w:eastAsia="Avenir Next"/>
                       <w:i/>
                       <w:color w:val="1A1A1A"/>
-                      <w:sz w:val="20"/>
+                      <w:sz w:val="22"/>
                       <w:szCs w:val="20"/>
                     </w:rPr>
                     <w:t xml:space="preserve">y</w:t>
@@ -368,7 +369,7 @@
                     <w:rPr>
                       <w:rFonts w:ascii="Avenir Next" w:hAnsi="Avenir Next" w:cs="Avenir Next" w:eastAsia="Avenir Next"/>
                       <w:color w:val="1A1A1A"/>
-                      <w:sz w:val="20"/>
+                      <w:sz w:val="22"/>
                       <w:szCs w:val="20"/>
                     </w:rPr>
                     <w:t xml:space="preserve"> =</w:t>
@@ -461,18 +462,18 @@
                 <w:rFonts w:ascii="Avenir Next" w:hAnsi="Avenir Next" w:cs="Avenir Next" w:eastAsia="Avenir Next"/>
                 <w:b/>
                 <w:color w:val="1A1A1A"/>
+                <w:sz w:val="22"/>
+                <w:szCs w:val="20"/>
+              </w:rPr>
+              <w:t xml:space="preserve">2.</w:t>
+            </w:r>
+            <w:r>
+              <w:rPr>
+                <w:rFonts w:ascii="Avenir Next" w:hAnsi="Avenir Next" w:cs="Avenir Next" w:eastAsia="Avenir Next"/>
+                <w:color w:val="1A1A1A"/>
                 <w:sz w:val="20"/>
                 <w:szCs w:val="20"/>
               </w:rPr>
-              <w:t xml:space="preserve">2.</w:t>
-            </w:r>
-            <w:r>
-              <w:rPr>
-                <w:rFonts w:ascii="Avenir Next" w:hAnsi="Avenir Next" w:cs="Avenir Next" w:eastAsia="Avenir Next"/>
-                <w:color w:val="1A1A1A"/>
-                <w:sz w:val="20"/>
-                <w:szCs w:val="20"/>
-              </w:rPr>
               <w:tab/>
             </w:r>
             <w:r>
@@ -480,7 +481,7 @@
                 <w:rFonts w:ascii="Avenir Next" w:hAnsi="Avenir Next" w:cs="Avenir Next" w:eastAsia="Avenir Next"/>
                 <w:b/>
                 <w:color w:val="1A1A1A"/>
-                <w:sz w:val="20"/>
+                <w:sz w:val="22"/>
                 <w:szCs w:val="20"/>
               </w:rPr>
               <w:t xml:space="preserve">Painting Rooms.  </w:t>
@@ -489,7 +490,7 @@
               <w:rPr>
                 <w:rFonts w:ascii="Avenir Next" w:hAnsi="Avenir Next" w:cs="Avenir Next" w:eastAsia="Avenir Next"/>
                 <w:color w:val="1A1A1A"/>
-                <w:sz w:val="20"/>
+                <w:sz w:val="22"/>
                 <w:szCs w:val="20"/>
               </w:rPr>
               <w:t xml:space="preserve">A table shows </w:t>
@@ -499,7 +500,7 @@
                 <w:rFonts w:ascii="Avenir Next" w:hAnsi="Avenir Next" w:cs="Avenir Next" w:eastAsia="Avenir Next"/>
                 <w:i/>
                 <w:color w:val="1A1A1A"/>
-                <w:sz w:val="20"/>
+                <w:sz w:val="22"/>
                 <w:szCs w:val="20"/>
               </w:rPr>
               <w:t xml:space="preserve">x</w:t>
@@ -508,7 +509,7 @@
               <w:rPr>
                 <w:rFonts w:ascii="Avenir Next" w:hAnsi="Avenir Next" w:cs="Avenir Next" w:eastAsia="Avenir Next"/>
                 <w:color w:val="1A1A1A"/>
-                <w:sz w:val="20"/>
+                <w:sz w:val="22"/>
                 <w:szCs w:val="20"/>
               </w:rPr>
               <w:t xml:space="preserve">: 2, 3, 6 rooms and </w:t>
@@ -518,7 +519,7 @@
                 <w:rFonts w:ascii="Avenir Next" w:hAnsi="Avenir Next" w:cs="Avenir Next" w:eastAsia="Avenir Next"/>
                 <w:i/>
                 <w:color w:val="1A1A1A"/>
-                <w:sz w:val="20"/>
+                <w:sz w:val="22"/>
                 <w:szCs w:val="20"/>
               </w:rPr>
               <w:t xml:space="preserve">y</w:t>
@@ -527,7 +528,7 @@
               <w:rPr>
                 <w:rFonts w:ascii="Avenir Next" w:hAnsi="Avenir Next" w:cs="Avenir Next" w:eastAsia="Avenir Next"/>
                 <w:color w:val="1A1A1A"/>
-                <w:sz w:val="20"/>
+                <w:sz w:val="22"/>
                 <w:szCs w:val="20"/>
               </w:rPr>
               <w:t xml:space="preserve">: 10, 15, 30 cans of paint. Write an equation. How many cans for 13 rooms?</w:t>
@@ -604,7 +605,7 @@
                 <w:rFonts w:ascii="Avenir Next" w:hAnsi="Avenir Next" w:cs="Avenir Next" w:eastAsia="Avenir Next"/>
                 <w:b/>
                 <w:color w:val="1A1A1A"/>
-                <w:sz w:val="18"/>
+                <w:sz w:val="22"/>
                 <w:szCs w:val="18"/>
               </w:rPr>
               <w:t xml:space="preserve">Equation; cans</w:t>
@@ -679,25 +680,25 @@
                 <w:rFonts w:ascii="Avenir Next" w:hAnsi="Avenir Next" w:cs="Avenir Next" w:eastAsia="Avenir Next"/>
                 <w:b/>
                 <w:color w:val="1A1A1A"/>
+                <w:sz w:val="22"/>
+                <w:szCs w:val="20"/>
+              </w:rPr>
+              <w:t xml:space="preserve">3.</w:t>
+            </w:r>
+            <w:r>
+              <w:rPr>
+                <w:rFonts w:ascii="Avenir Next" w:hAnsi="Avenir Next" w:cs="Avenir Next" w:eastAsia="Avenir Next"/>
+                <w:color w:val="1A1A1A"/>
                 <w:sz w:val="20"/>
                 <w:szCs w:val="20"/>
               </w:rPr>
-              <w:t xml:space="preserve">3.</w:t>
-            </w:r>
-            <w:r>
-              <w:rPr>
-                <w:rFonts w:ascii="Avenir Next" w:hAnsi="Avenir Next" w:cs="Avenir Next" w:eastAsia="Avenir Next"/>
-                <w:color w:val="1A1A1A"/>
-                <w:sz w:val="20"/>
-                <w:szCs w:val="20"/>
-              </w:rPr>
               <w:tab/>
             </w:r>
             <w:r>
               <w:rPr>
                 <w:rFonts w:ascii="Avenir Next" w:hAnsi="Avenir Next" w:cs="Avenir Next" w:eastAsia="Avenir Next"/>
                 <w:color w:val="1A1A1A"/>
-                <w:sz w:val="20"/>
+                <w:sz w:val="22"/>
                 <w:szCs w:val="20"/>
               </w:rPr>
               <w:t xml:space="preserve">An equation for a table must work for —</w:t>
@@ -751,25 +752,25 @@
                       <w:rFonts w:ascii="Avenir Next" w:hAnsi="Avenir Next" w:cs="Avenir Next" w:eastAsia="Avenir Next"/>
                       <w:b/>
                       <w:color w:val="003A70"/>
+                      <w:sz w:val="22"/>
+                      <w:szCs w:val="19"/>
+                    </w:rPr>
+                    <w:t xml:space="preserve">A</w:t>
+                  </w:r>
+                  <w:r>
+                    <w:rPr>
+                      <w:rFonts w:ascii="Avenir Next" w:hAnsi="Avenir Next" w:cs="Avenir Next" w:eastAsia="Avenir Next"/>
+                      <w:color w:val="1A1A1A"/>
                       <w:sz w:val="19"/>
                       <w:szCs w:val="19"/>
                     </w:rPr>
-                    <w:t xml:space="preserve">A</w:t>
-                  </w:r>
-                  <w:r>
-                    <w:rPr>
-                      <w:rFonts w:ascii="Avenir Next" w:hAnsi="Avenir Next" w:cs="Avenir Next" w:eastAsia="Avenir Next"/>
-                      <w:color w:val="1A1A1A"/>
-                      <w:sz w:val="19"/>
-                      <w:szCs w:val="19"/>
-                    </w:rPr>
                     <w:tab/>
                   </w:r>
                   <w:r>
                     <w:rPr>
                       <w:rFonts w:ascii="Avenir Next" w:hAnsi="Avenir Next" w:cs="Avenir Next" w:eastAsia="Avenir Next"/>
                       <w:color w:val="1A1A1A"/>
-                      <w:sz w:val="19"/>
+                      <w:sz w:val="22"/>
                       <w:szCs w:val="19"/>
                     </w:rPr>
                     <w:t xml:space="preserve">the first row only</w:t>
@@ -794,25 +795,25 @@
                       <w:rFonts w:ascii="Avenir Next" w:hAnsi="Avenir Next" w:cs="Avenir Next" w:eastAsia="Avenir Next"/>
                       <w:b/>
                       <w:color w:val="003A70"/>
+                      <w:sz w:val="22"/>
+                      <w:szCs w:val="19"/>
+                    </w:rPr>
+                    <w:t xml:space="preserve">B</w:t>
+                  </w:r>
+                  <w:r>
+                    <w:rPr>
+                      <w:rFonts w:ascii="Avenir Next" w:hAnsi="Avenir Next" w:cs="Avenir Next" w:eastAsia="Avenir Next"/>
+                      <w:color w:val="1A1A1A"/>
                       <w:sz w:val="19"/>
                       <w:szCs w:val="19"/>
                     </w:rPr>
-                    <w:t xml:space="preserve">B</w:t>
-                  </w:r>
-                  <w:r>
-                    <w:rPr>
-                      <w:rFonts w:ascii="Avenir Next" w:hAnsi="Avenir Next" w:cs="Avenir Next" w:eastAsia="Avenir Next"/>
-                      <w:color w:val="1A1A1A"/>
-                      <w:sz w:val="19"/>
-                      <w:szCs w:val="19"/>
-                    </w:rPr>
                     <w:tab/>
                   </w:r>
                   <w:r>
                     <w:rPr>
                       <w:rFonts w:ascii="Avenir Next" w:hAnsi="Avenir Next" w:cs="Avenir Next" w:eastAsia="Avenir Next"/>
                       <w:color w:val="1A1A1A"/>
-                      <w:sz w:val="19"/>
+                      <w:sz w:val="22"/>
                       <w:szCs w:val="19"/>
                     </w:rPr>
                     <w:t xml:space="preserve">every row</w:t>
@@ -842,25 +843,25 @@
                       <w:rFonts w:ascii="Avenir Next" w:hAnsi="Avenir Next" w:cs="Avenir Next" w:eastAsia="Avenir Next"/>
                       <w:b/>
                       <w:color w:val="003A70"/>
+                      <w:sz w:val="22"/>
+                      <w:szCs w:val="19"/>
+                    </w:rPr>
+                    <w:t xml:space="preserve">C</w:t>
+                  </w:r>
+                  <w:r>
+                    <w:rPr>
+                      <w:rFonts w:ascii="Avenir Next" w:hAnsi="Avenir Next" w:cs="Avenir Next" w:eastAsia="Avenir Next"/>
+                      <w:color w:val="1A1A1A"/>
                       <w:sz w:val="19"/>
                       <w:szCs w:val="19"/>
                     </w:rPr>
-                    <w:t xml:space="preserve">C</w:t>
-                  </w:r>
-                  <w:r>
-                    <w:rPr>
-                      <w:rFonts w:ascii="Avenir Next" w:hAnsi="Avenir Next" w:cs="Avenir Next" w:eastAsia="Avenir Next"/>
-                      <w:color w:val="1A1A1A"/>
-                      <w:sz w:val="19"/>
-                      <w:szCs w:val="19"/>
-                    </w:rPr>
                     <w:tab/>
                   </w:r>
                   <w:r>
                     <w:rPr>
                       <w:rFonts w:ascii="Avenir Next" w:hAnsi="Avenir Next" w:cs="Avenir Next" w:eastAsia="Avenir Next"/>
                       <w:color w:val="1A1A1A"/>
-                      <w:sz w:val="19"/>
+                      <w:sz w:val="22"/>
                       <w:szCs w:val="19"/>
                     </w:rPr>
                     <w:t xml:space="preserve">the last row only</w:t>
@@ -885,25 +886,25 @@
                       <w:rFonts w:ascii="Avenir Next" w:hAnsi="Avenir Next" w:cs="Avenir Next" w:eastAsia="Avenir Next"/>
                       <w:b/>
                       <w:color w:val="003A70"/>
+                      <w:sz w:val="22"/>
+                      <w:szCs w:val="19"/>
+                    </w:rPr>
+                    <w:t xml:space="preserve">D</w:t>
+                  </w:r>
+                  <w:r>
+                    <w:rPr>
+                      <w:rFonts w:ascii="Avenir Next" w:hAnsi="Avenir Next" w:cs="Avenir Next" w:eastAsia="Avenir Next"/>
+                      <w:color w:val="1A1A1A"/>
                       <w:sz w:val="19"/>
                       <w:szCs w:val="19"/>
                     </w:rPr>
-                    <w:t xml:space="preserve">D</w:t>
-                  </w:r>
-                  <w:r>
-                    <w:rPr>
-                      <w:rFonts w:ascii="Avenir Next" w:hAnsi="Avenir Next" w:cs="Avenir Next" w:eastAsia="Avenir Next"/>
-                      <w:color w:val="1A1A1A"/>
-                      <w:sz w:val="19"/>
-                      <w:szCs w:val="19"/>
-                    </w:rPr>
                     <w:tab/>
                   </w:r>
                   <w:r>
                     <w:rPr>
                       <w:rFonts w:ascii="Avenir Next" w:hAnsi="Avenir Next" w:cs="Avenir Next" w:eastAsia="Avenir Next"/>
                       <w:color w:val="1A1A1A"/>
-                      <w:sz w:val="19"/>
+                      <w:sz w:val="22"/>
                       <w:szCs w:val="19"/>
                     </w:rPr>
                     <w:t xml:space="preserve">two rows only</w:t>
@@ -953,7 +954,7 @@
         <w:rPr>
           <w:rFonts w:ascii="Avenir Next" w:hAnsi="Avenir Next" w:cs="Avenir Next" w:eastAsia="Avenir Next"/>
           <w:color w:val="1A1A1A"/>
-          <w:sz w:val="17"/>
+          <w:sz w:val="22"/>
           <w:szCs w:val="17"/>
         </w:rPr>
         <w:t xml:space="preserve">  I got it</w:t>
@@ -971,7 +972,7 @@
         <w:rPr>
           <w:rFonts w:ascii="Avenir Next" w:hAnsi="Avenir Next" w:cs="Avenir Next" w:eastAsia="Avenir Next"/>
           <w:color w:val="1A1A1A"/>
-          <w:sz w:val="17"/>
+          <w:sz w:val="22"/>
           <w:szCs w:val="17"/>
         </w:rPr>
         <w:t xml:space="preserve">  Almost</w:t>
@@ -989,7 +990,7 @@
         <w:rPr>
           <w:rFonts w:ascii="Avenir Next" w:hAnsi="Avenir Next" w:cs="Avenir Next" w:eastAsia="Avenir Next"/>
           <w:color w:val="1A1A1A"/>
-          <w:sz w:val="17"/>
+          <w:sz w:val="22"/>
           <w:szCs w:val="17"/>
         </w:rPr>
         <w:t xml:space="preserve">  I need help</w:t>
@@ -1046,7 +1047,7 @@
         <w:rPr>
           <w:rFonts w:ascii="Avenir Next" w:hAnsi="Avenir Next" w:cs="Avenir Next" w:eastAsia="Avenir Next"/>
           <w:color w:val="1A1A1A"/>
-          <w:sz w:val="18"/>
+          <w:sz w:val="22"/>
           <w:szCs w:val="18"/>
         </w:rPr>
         <w:t xml:space="preserve">Name</w:t>
@@ -1131,25 +1132,25 @@
                 <w:rFonts w:ascii="Avenir Next" w:hAnsi="Avenir Next" w:cs="Avenir Next" w:eastAsia="Avenir Next"/>
                 <w:b/>
                 <w:color w:val="1A1A1A"/>
+                <w:sz w:val="22"/>
+                <w:szCs w:val="20"/>
+              </w:rPr>
+              <w:t xml:space="preserve">1.</w:t>
+            </w:r>
+            <w:r>
+              <w:rPr>
+                <w:rFonts w:ascii="Avenir Next" w:hAnsi="Avenir Next" w:cs="Avenir Next" w:eastAsia="Avenir Next"/>
+                <w:color w:val="1A1A1A"/>
                 <w:sz w:val="20"/>
                 <w:szCs w:val="20"/>
               </w:rPr>
-              <w:t xml:space="preserve">1.</w:t>
-            </w:r>
-            <w:r>
-              <w:rPr>
-                <w:rFonts w:ascii="Avenir Next" w:hAnsi="Avenir Next" w:cs="Avenir Next" w:eastAsia="Avenir Next"/>
-                <w:color w:val="1A1A1A"/>
-                <w:sz w:val="20"/>
-                <w:szCs w:val="20"/>
-              </w:rPr>
               <w:tab/>
             </w:r>
             <w:r>
               <w:rPr>
                 <w:rFonts w:ascii="Avenir Next" w:hAnsi="Avenir Next" w:cs="Avenir Next" w:eastAsia="Avenir Next"/>
                 <w:color w:val="1A1A1A"/>
-                <w:sz w:val="20"/>
+                <w:sz w:val="22"/>
                 <w:szCs w:val="20"/>
               </w:rPr>
               <w:t xml:space="preserve">Write an equation for each table.</w:t>
@@ -1204,18 +1205,18 @@
                       <w:rFonts w:ascii="Avenir Next" w:hAnsi="Avenir Next" w:cs="Avenir Next" w:eastAsia="Avenir Next"/>
                       <w:b/>
                       <w:color w:val="003A70"/>
+                      <w:sz w:val="22"/>
+                      <w:szCs w:val="20"/>
+                    </w:rPr>
+                    <w:t xml:space="preserve">a.</w:t>
+                  </w:r>
+                  <w:r>
+                    <w:rPr>
+                      <w:rFonts w:ascii="Avenir Next" w:hAnsi="Avenir Next" w:cs="Avenir Next" w:eastAsia="Avenir Next"/>
+                      <w:color w:val="1A1A1A"/>
                       <w:sz w:val="20"/>
                       <w:szCs w:val="20"/>
                     </w:rPr>
-                    <w:t xml:space="preserve">a.</w:t>
-                  </w:r>
-                  <w:r>
-                    <w:rPr>
-                      <w:rFonts w:ascii="Avenir Next" w:hAnsi="Avenir Next" w:cs="Avenir Next" w:eastAsia="Avenir Next"/>
-                      <w:color w:val="1A1A1A"/>
-                      <w:sz w:val="20"/>
-                      <w:szCs w:val="20"/>
-                    </w:rPr>
                     <w:tab/>
                   </w:r>
                   <w:r>
@@ -1223,7 +1224,7 @@
                       <w:rFonts w:ascii="Avenir Next" w:hAnsi="Avenir Next" w:cs="Avenir Next" w:eastAsia="Avenir Next"/>
                       <w:i/>
                       <w:color w:val="1A1A1A"/>
-                      <w:sz w:val="20"/>
+                      <w:sz w:val="22"/>
                       <w:szCs w:val="20"/>
                     </w:rPr>
                     <w:t xml:space="preserve">x</w:t>
@@ -1232,7 +1233,7 @@
                     <w:rPr>
                       <w:rFonts w:ascii="Avenir Next" w:hAnsi="Avenir Next" w:cs="Avenir Next" w:eastAsia="Avenir Next"/>
                       <w:color w:val="1A1A1A"/>
-                      <w:sz w:val="20"/>
+                      <w:sz w:val="22"/>
                       <w:szCs w:val="20"/>
                     </w:rPr>
                     <w:t xml:space="preserve">: 1, 2, 3  </w:t>
@@ -1242,7 +1243,7 @@
                       <w:rFonts w:ascii="Avenir Next" w:hAnsi="Avenir Next" w:cs="Avenir Next" w:eastAsia="Avenir Next"/>
                       <w:i/>
                       <w:color w:val="1A1A1A"/>
-                      <w:sz w:val="20"/>
+                      <w:sz w:val="22"/>
                       <w:szCs w:val="20"/>
                     </w:rPr>
                     <w:t xml:space="preserve">y</w:t>
@@ -1251,7 +1252,7 @@
                     <w:rPr>
                       <w:rFonts w:ascii="Avenir Next" w:hAnsi="Avenir Next" w:cs="Avenir Next" w:eastAsia="Avenir Next"/>
                       <w:color w:val="1A1A1A"/>
-                      <w:sz w:val="20"/>
+                      <w:sz w:val="22"/>
                       <w:szCs w:val="20"/>
                     </w:rPr>
                     <w:t xml:space="preserve">: 4, 8, 12    </w:t>
@@ -1261,7 +1262,7 @@
                       <w:rFonts w:ascii="Avenir Next" w:hAnsi="Avenir Next" w:cs="Avenir Next" w:eastAsia="Avenir Next"/>
                       <w:i/>
                       <w:color w:val="1A1A1A"/>
-                      <w:sz w:val="20"/>
+                      <w:sz w:val="22"/>
                       <w:szCs w:val="20"/>
                     </w:rPr>
                     <w:t xml:space="preserve">y</w:t>
@@ -1270,7 +1271,7 @@
                     <w:rPr>
                       <w:rFonts w:ascii="Avenir Next" w:hAnsi="Avenir Next" w:cs="Avenir Next" w:eastAsia="Avenir Next"/>
                       <w:color w:val="1A1A1A"/>
-                      <w:sz w:val="20"/>
+                      <w:sz w:val="22"/>
                       <w:szCs w:val="20"/>
                     </w:rPr>
                     <w:t xml:space="preserve"> =</w:t>
@@ -1314,18 +1315,18 @@
                       <w:rFonts w:ascii="Avenir Next" w:hAnsi="Avenir Next" w:cs="Avenir Next" w:eastAsia="Avenir Next"/>
                       <w:b/>
                       <w:color w:val="003A70"/>
+                      <w:sz w:val="22"/>
+                      <w:szCs w:val="20"/>
+                    </w:rPr>
+                    <w:t xml:space="preserve">b.</w:t>
+                  </w:r>
+                  <w:r>
+                    <w:rPr>
+                      <w:rFonts w:ascii="Avenir Next" w:hAnsi="Avenir Next" w:cs="Avenir Next" w:eastAsia="Avenir Next"/>
+                      <w:color w:val="1A1A1A"/>
                       <w:sz w:val="20"/>
                       <w:szCs w:val="20"/>
                     </w:rPr>
-                    <w:t xml:space="preserve">b.</w:t>
-                  </w:r>
-                  <w:r>
-                    <w:rPr>
-                      <w:rFonts w:ascii="Avenir Next" w:hAnsi="Avenir Next" w:cs="Avenir Next" w:eastAsia="Avenir Next"/>
-                      <w:color w:val="1A1A1A"/>
-                      <w:sz w:val="20"/>
-                      <w:szCs w:val="20"/>
-                    </w:rPr>
                     <w:tab/>
                   </w:r>
                   <w:r>
@@ -1333,7 +1334,7 @@
                       <w:rFonts w:ascii="Avenir Next" w:hAnsi="Avenir Next" w:cs="Avenir Next" w:eastAsia="Avenir Next"/>
                       <w:i/>
                       <w:color w:val="1A1A1A"/>
-                      <w:sz w:val="20"/>
+                      <w:sz w:val="22"/>
                       <w:szCs w:val="20"/>
                     </w:rPr>
                     <w:t xml:space="preserve">x</w:t>
@@ -1342,7 +1343,7 @@
                     <w:rPr>
                       <w:rFonts w:ascii="Avenir Next" w:hAnsi="Avenir Next" w:cs="Avenir Next" w:eastAsia="Avenir Next"/>
                       <w:color w:val="1A1A1A"/>
-                      <w:sz w:val="20"/>
+                      <w:sz w:val="22"/>
                       <w:szCs w:val="20"/>
                     </w:rPr>
                     <w:t xml:space="preserve">: 1, 2, 3  </w:t>
@@ -1352,7 +1353,7 @@
                       <w:rFonts w:ascii="Avenir Next" w:hAnsi="Avenir Next" w:cs="Avenir Next" w:eastAsia="Avenir Next"/>
                       <w:i/>
                       <w:color w:val="1A1A1A"/>
-                      <w:sz w:val="20"/>
+                      <w:sz w:val="22"/>
                       <w:szCs w:val="20"/>
                     </w:rPr>
                     <w:t xml:space="preserve">y</w:t>
@@ -1361,7 +1362,7 @@
                     <w:rPr>
                       <w:rFonts w:ascii="Avenir Next" w:hAnsi="Avenir Next" w:cs="Avenir Next" w:eastAsia="Avenir Next"/>
                       <w:color w:val="1A1A1A"/>
-                      <w:sz w:val="20"/>
+                      <w:sz w:val="22"/>
                       <w:szCs w:val="20"/>
                     </w:rPr>
                     <w:t xml:space="preserve">: 6, 7, 8    </w:t>
@@ -1371,7 +1372,7 @@
                       <w:rFonts w:ascii="Avenir Next" w:hAnsi="Avenir Next" w:cs="Avenir Next" w:eastAsia="Avenir Next"/>
                       <w:i/>
                       <w:color w:val="1A1A1A"/>
-                      <w:sz w:val="20"/>
+                      <w:sz w:val="22"/>
                       <w:szCs w:val="20"/>
                     </w:rPr>
                     <w:t xml:space="preserve">y</w:t>
@@ -1380,7 +1381,7 @@
                     <w:rPr>
                       <w:rFonts w:ascii="Avenir Next" w:hAnsi="Avenir Next" w:cs="Avenir Next" w:eastAsia="Avenir Next"/>
                       <w:color w:val="1A1A1A"/>
-                      <w:sz w:val="20"/>
+                      <w:sz w:val="22"/>
                       <w:szCs w:val="20"/>
                     </w:rPr>
                     <w:t xml:space="preserve"> =</w:t>
@@ -1473,18 +1474,18 @@
                 <w:rFonts w:ascii="Avenir Next" w:hAnsi="Avenir Next" w:cs="Avenir Next" w:eastAsia="Avenir Next"/>
                 <w:b/>
                 <w:color w:val="1A1A1A"/>
+                <w:sz w:val="22"/>
+                <w:szCs w:val="20"/>
+              </w:rPr>
+              <w:t xml:space="preserve">2.</w:t>
+            </w:r>
+            <w:r>
+              <w:rPr>
+                <w:rFonts w:ascii="Avenir Next" w:hAnsi="Avenir Next" w:cs="Avenir Next" w:eastAsia="Avenir Next"/>
+                <w:color w:val="1A1A1A"/>
                 <w:sz w:val="20"/>
                 <w:szCs w:val="20"/>
               </w:rPr>
-              <w:t xml:space="preserve">2.</w:t>
-            </w:r>
-            <w:r>
-              <w:rPr>
-                <w:rFonts w:ascii="Avenir Next" w:hAnsi="Avenir Next" w:cs="Avenir Next" w:eastAsia="Avenir Next"/>
-                <w:color w:val="1A1A1A"/>
-                <w:sz w:val="20"/>
-                <w:szCs w:val="20"/>
-              </w:rPr>
               <w:tab/>
             </w:r>
             <w:r>
@@ -1492,7 +1493,7 @@
                 <w:rFonts w:ascii="Avenir Next" w:hAnsi="Avenir Next" w:cs="Avenir Next" w:eastAsia="Avenir Next"/>
                 <w:b/>
                 <w:color w:val="1A1A1A"/>
-                <w:sz w:val="20"/>
+                <w:sz w:val="22"/>
                 <w:szCs w:val="20"/>
               </w:rPr>
               <w:t xml:space="preserve">Painting Rooms.  </w:t>
@@ -1501,7 +1502,7 @@
               <w:rPr>
                 <w:rFonts w:ascii="Avenir Next" w:hAnsi="Avenir Next" w:cs="Avenir Next" w:eastAsia="Avenir Next"/>
                 <w:color w:val="1A1A1A"/>
-                <w:sz w:val="20"/>
+                <w:sz w:val="22"/>
                 <w:szCs w:val="20"/>
               </w:rPr>
               <w:t xml:space="preserve">A table shows </w:t>
@@ -1511,7 +1512,7 @@
                 <w:rFonts w:ascii="Avenir Next" w:hAnsi="Avenir Next" w:cs="Avenir Next" w:eastAsia="Avenir Next"/>
                 <w:i/>
                 <w:color w:val="1A1A1A"/>
-                <w:sz w:val="20"/>
+                <w:sz w:val="22"/>
                 <w:szCs w:val="20"/>
               </w:rPr>
               <w:t xml:space="preserve">x</w:t>
@@ -1520,7 +1521,7 @@
               <w:rPr>
                 <w:rFonts w:ascii="Avenir Next" w:hAnsi="Avenir Next" w:cs="Avenir Next" w:eastAsia="Avenir Next"/>
                 <w:color w:val="1A1A1A"/>
-                <w:sz w:val="20"/>
+                <w:sz w:val="22"/>
                 <w:szCs w:val="20"/>
               </w:rPr>
               <w:t xml:space="preserve">: 2, 3, 6 rooms and </w:t>
@@ -1530,7 +1531,7 @@
                 <w:rFonts w:ascii="Avenir Next" w:hAnsi="Avenir Next" w:cs="Avenir Next" w:eastAsia="Avenir Next"/>
                 <w:i/>
                 <w:color w:val="1A1A1A"/>
-                <w:sz w:val="20"/>
+                <w:sz w:val="22"/>
                 <w:szCs w:val="20"/>
               </w:rPr>
               <w:t xml:space="preserve">y</w:t>
@@ -1539,7 +1540,7 @@
               <w:rPr>
                 <w:rFonts w:ascii="Avenir Next" w:hAnsi="Avenir Next" w:cs="Avenir Next" w:eastAsia="Avenir Next"/>
                 <w:color w:val="1A1A1A"/>
-                <w:sz w:val="20"/>
+                <w:sz w:val="22"/>
                 <w:szCs w:val="20"/>
               </w:rPr>
               <w:t xml:space="preserve">: 10, 15, 30 cans of paint. Write an equation. How many cans for 13 rooms?</w:t>
@@ -1616,7 +1617,7 @@
                 <w:rFonts w:ascii="Avenir Next" w:hAnsi="Avenir Next" w:cs="Avenir Next" w:eastAsia="Avenir Next"/>
                 <w:b/>
                 <w:color w:val="1A1A1A"/>
-                <w:sz w:val="18"/>
+                <w:sz w:val="22"/>
                 <w:szCs w:val="18"/>
               </w:rPr>
               <w:t xml:space="preserve">Equation; cans</w:t>
@@ -1691,25 +1692,25 @@
                 <w:rFonts w:ascii="Avenir Next" w:hAnsi="Avenir Next" w:cs="Avenir Next" w:eastAsia="Avenir Next"/>
                 <w:b/>
                 <w:color w:val="1A1A1A"/>
+                <w:sz w:val="22"/>
+                <w:szCs w:val="20"/>
+              </w:rPr>
+              <w:t xml:space="preserve">3.</w:t>
+            </w:r>
+            <w:r>
+              <w:rPr>
+                <w:rFonts w:ascii="Avenir Next" w:hAnsi="Avenir Next" w:cs="Avenir Next" w:eastAsia="Avenir Next"/>
+                <w:color w:val="1A1A1A"/>
                 <w:sz w:val="20"/>
                 <w:szCs w:val="20"/>
               </w:rPr>
-              <w:t xml:space="preserve">3.</w:t>
-            </w:r>
-            <w:r>
-              <w:rPr>
-                <w:rFonts w:ascii="Avenir Next" w:hAnsi="Avenir Next" w:cs="Avenir Next" w:eastAsia="Avenir Next"/>
-                <w:color w:val="1A1A1A"/>
-                <w:sz w:val="20"/>
-                <w:szCs w:val="20"/>
-              </w:rPr>
               <w:tab/>
             </w:r>
             <w:r>
               <w:rPr>
                 <w:rFonts w:ascii="Avenir Next" w:hAnsi="Avenir Next" w:cs="Avenir Next" w:eastAsia="Avenir Next"/>
                 <w:color w:val="1A1A1A"/>
-                <w:sz w:val="20"/>
+                <w:sz w:val="22"/>
                 <w:szCs w:val="20"/>
               </w:rPr>
               <w:t xml:space="preserve">An equation for a table must work for —</w:t>
@@ -1763,25 +1764,25 @@
                       <w:rFonts w:ascii="Avenir Next" w:hAnsi="Avenir Next" w:cs="Avenir Next" w:eastAsia="Avenir Next"/>
                       <w:b/>
                       <w:color w:val="003A70"/>
+                      <w:sz w:val="22"/>
+                      <w:szCs w:val="19"/>
+                    </w:rPr>
+                    <w:t xml:space="preserve">A</w:t>
+                  </w:r>
+                  <w:r>
+                    <w:rPr>
+                      <w:rFonts w:ascii="Avenir Next" w:hAnsi="Avenir Next" w:cs="Avenir Next" w:eastAsia="Avenir Next"/>
+                      <w:color w:val="1A1A1A"/>
                       <w:sz w:val="19"/>
                       <w:szCs w:val="19"/>
                     </w:rPr>
-                    <w:t xml:space="preserve">A</w:t>
-                  </w:r>
-                  <w:r>
-                    <w:rPr>
-                      <w:rFonts w:ascii="Avenir Next" w:hAnsi="Avenir Next" w:cs="Avenir Next" w:eastAsia="Avenir Next"/>
-                      <w:color w:val="1A1A1A"/>
-                      <w:sz w:val="19"/>
-                      <w:szCs w:val="19"/>
-                    </w:rPr>
                     <w:tab/>
                   </w:r>
                   <w:r>
                     <w:rPr>
                       <w:rFonts w:ascii="Avenir Next" w:hAnsi="Avenir Next" w:cs="Avenir Next" w:eastAsia="Avenir Next"/>
                       <w:color w:val="1A1A1A"/>
-                      <w:sz w:val="19"/>
+                      <w:sz w:val="22"/>
                       <w:szCs w:val="19"/>
                     </w:rPr>
                     <w:t xml:space="preserve">the first row only</w:t>
@@ -1806,25 +1807,25 @@
                       <w:rFonts w:ascii="Avenir Next" w:hAnsi="Avenir Next" w:cs="Avenir Next" w:eastAsia="Avenir Next"/>
                       <w:b/>
                       <w:color w:val="003A70"/>
+                      <w:sz w:val="22"/>
+                      <w:szCs w:val="19"/>
+                    </w:rPr>
+                    <w:t xml:space="preserve">B</w:t>
+                  </w:r>
+                  <w:r>
+                    <w:rPr>
+                      <w:rFonts w:ascii="Avenir Next" w:hAnsi="Avenir Next" w:cs="Avenir Next" w:eastAsia="Avenir Next"/>
+                      <w:color w:val="1A1A1A"/>
                       <w:sz w:val="19"/>
                       <w:szCs w:val="19"/>
                     </w:rPr>
-                    <w:t xml:space="preserve">B</w:t>
-                  </w:r>
-                  <w:r>
-                    <w:rPr>
-                      <w:rFonts w:ascii="Avenir Next" w:hAnsi="Avenir Next" w:cs="Avenir Next" w:eastAsia="Avenir Next"/>
-                      <w:color w:val="1A1A1A"/>
-                      <w:sz w:val="19"/>
-                      <w:szCs w:val="19"/>
-                    </w:rPr>
                     <w:tab/>
                   </w:r>
                   <w:r>
                     <w:rPr>
                       <w:rFonts w:ascii="Avenir Next" w:hAnsi="Avenir Next" w:cs="Avenir Next" w:eastAsia="Avenir Next"/>
                       <w:color w:val="1A1A1A"/>
-                      <w:sz w:val="19"/>
+                      <w:sz w:val="22"/>
                       <w:szCs w:val="19"/>
                     </w:rPr>
                     <w:t xml:space="preserve">every row</w:t>
@@ -1854,25 +1855,25 @@
                       <w:rFonts w:ascii="Avenir Next" w:hAnsi="Avenir Next" w:cs="Avenir Next" w:eastAsia="Avenir Next"/>
                       <w:b/>
                       <w:color w:val="003A70"/>
+                      <w:sz w:val="22"/>
+                      <w:szCs w:val="19"/>
+                    </w:rPr>
+                    <w:t xml:space="preserve">C</w:t>
+                  </w:r>
+                  <w:r>
+                    <w:rPr>
+                      <w:rFonts w:ascii="Avenir Next" w:hAnsi="Avenir Next" w:cs="Avenir Next" w:eastAsia="Avenir Next"/>
+                      <w:color w:val="1A1A1A"/>
                       <w:sz w:val="19"/>
                       <w:szCs w:val="19"/>
                     </w:rPr>
-                    <w:t xml:space="preserve">C</w:t>
-                  </w:r>
-                  <w:r>
-                    <w:rPr>
-                      <w:rFonts w:ascii="Avenir Next" w:hAnsi="Avenir Next" w:cs="Avenir Next" w:eastAsia="Avenir Next"/>
-                      <w:color w:val="1A1A1A"/>
-                      <w:sz w:val="19"/>
-                      <w:szCs w:val="19"/>
-                    </w:rPr>
                     <w:tab/>
                   </w:r>
                   <w:r>
                     <w:rPr>
                       <w:rFonts w:ascii="Avenir Next" w:hAnsi="Avenir Next" w:cs="Avenir Next" w:eastAsia="Avenir Next"/>
                       <w:color w:val="1A1A1A"/>
-                      <w:sz w:val="19"/>
+                      <w:sz w:val="22"/>
                       <w:szCs w:val="19"/>
                     </w:rPr>
                     <w:t xml:space="preserve">the last row only</w:t>
@@ -1897,25 +1898,25 @@
                       <w:rFonts w:ascii="Avenir Next" w:hAnsi="Avenir Next" w:cs="Avenir Next" w:eastAsia="Avenir Next"/>
                       <w:b/>
                       <w:color w:val="003A70"/>
+                      <w:sz w:val="22"/>
+                      <w:szCs w:val="19"/>
+                    </w:rPr>
+                    <w:t xml:space="preserve">D</w:t>
+                  </w:r>
+                  <w:r>
+                    <w:rPr>
+                      <w:rFonts w:ascii="Avenir Next" w:hAnsi="Avenir Next" w:cs="Avenir Next" w:eastAsia="Avenir Next"/>
+                      <w:color w:val="1A1A1A"/>
                       <w:sz w:val="19"/>
                       <w:szCs w:val="19"/>
                     </w:rPr>
-                    <w:t xml:space="preserve">D</w:t>
-                  </w:r>
-                  <w:r>
-                    <w:rPr>
-                      <w:rFonts w:ascii="Avenir Next" w:hAnsi="Avenir Next" w:cs="Avenir Next" w:eastAsia="Avenir Next"/>
-                      <w:color w:val="1A1A1A"/>
-                      <w:sz w:val="19"/>
-                      <w:szCs w:val="19"/>
-                    </w:rPr>
                     <w:tab/>
                   </w:r>
                   <w:r>
                     <w:rPr>
                       <w:rFonts w:ascii="Avenir Next" w:hAnsi="Avenir Next" w:cs="Avenir Next" w:eastAsia="Avenir Next"/>
                       <w:color w:val="1A1A1A"/>
-                      <w:sz w:val="19"/>
+                      <w:sz w:val="22"/>
                       <w:szCs w:val="19"/>
                     </w:rPr>
                     <w:t xml:space="preserve">two rows only</w:t>
@@ -1965,7 +1966,7 @@
         <w:rPr>
           <w:rFonts w:ascii="Avenir Next" w:hAnsi="Avenir Next" w:cs="Avenir Next" w:eastAsia="Avenir Next"/>
           <w:color w:val="1A1A1A"/>
-          <w:sz w:val="17"/>
+          <w:sz w:val="22"/>
           <w:szCs w:val="17"/>
         </w:rPr>
         <w:t xml:space="preserve">  I got it</w:t>
@@ -1983,7 +1984,7 @@
         <w:rPr>
           <w:rFonts w:ascii="Avenir Next" w:hAnsi="Avenir Next" w:cs="Avenir Next" w:eastAsia="Avenir Next"/>
           <w:color w:val="1A1A1A"/>
-          <w:sz w:val="17"/>
+          <w:sz w:val="22"/>
           <w:szCs w:val="17"/>
         </w:rPr>
         <w:t xml:space="preserve">  Almost</w:t>
@@ -2001,7 +2002,7 @@
         <w:rPr>
           <w:rFonts w:ascii="Avenir Next" w:hAnsi="Avenir Next" w:cs="Avenir Next" w:eastAsia="Avenir Next"/>
           <w:color w:val="1A1A1A"/>
-          <w:sz w:val="17"/>
+          <w:sz w:val="22"/>
           <w:szCs w:val="17"/>
         </w:rPr>
         <w:t xml:space="preserve">  I need help</w:t>
@@ -2040,7 +2041,7 @@
         <w:rPr>
           <w:rFonts w:ascii="Avenir Next" w:hAnsi="Avenir Next" w:cs="Avenir Next" w:eastAsia="Avenir Next"/>
           <w:color w:val="1A1A1A"/>
-          <w:sz w:val="18"/>
+          <w:sz w:val="22"/>
           <w:szCs w:val="18"/>
         </w:rPr>
         <w:t xml:space="preserve">Name</w:t>
@@ -2125,25 +2126,25 @@
                 <w:rFonts w:ascii="Avenir Next" w:hAnsi="Avenir Next" w:cs="Avenir Next" w:eastAsia="Avenir Next"/>
                 <w:b/>
                 <w:color w:val="1A1A1A"/>
+                <w:sz w:val="22"/>
+                <w:szCs w:val="20"/>
+              </w:rPr>
+              <w:t xml:space="preserve">1.</w:t>
+            </w:r>
+            <w:r>
+              <w:rPr>
+                <w:rFonts w:ascii="Avenir Next" w:hAnsi="Avenir Next" w:cs="Avenir Next" w:eastAsia="Avenir Next"/>
+                <w:color w:val="1A1A1A"/>
                 <w:sz w:val="20"/>
                 <w:szCs w:val="20"/>
               </w:rPr>
-              <w:t xml:space="preserve">1.</w:t>
-            </w:r>
-            <w:r>
-              <w:rPr>
-                <w:rFonts w:ascii="Avenir Next" w:hAnsi="Avenir Next" w:cs="Avenir Next" w:eastAsia="Avenir Next"/>
-                <w:color w:val="1A1A1A"/>
-                <w:sz w:val="20"/>
-                <w:szCs w:val="20"/>
-              </w:rPr>
               <w:tab/>
             </w:r>
             <w:r>
               <w:rPr>
                 <w:rFonts w:ascii="Avenir Next" w:hAnsi="Avenir Next" w:cs="Avenir Next" w:eastAsia="Avenir Next"/>
                 <w:color w:val="1A1A1A"/>
-                <w:sz w:val="20"/>
+                <w:sz w:val="22"/>
                 <w:szCs w:val="20"/>
               </w:rPr>
               <w:t xml:space="preserve">Write an equation for each situation.</w:t>
@@ -2197,25 +2198,25 @@
                       <w:rFonts w:ascii="Avenir Next" w:hAnsi="Avenir Next" w:cs="Avenir Next" w:eastAsia="Avenir Next"/>
                       <w:b/>
                       <w:color w:val="003A70"/>
+                      <w:sz w:val="22"/>
+                      <w:szCs w:val="20"/>
+                    </w:rPr>
+                    <w:t xml:space="preserve">a.</w:t>
+                  </w:r>
+                  <w:r>
+                    <w:rPr>
+                      <w:rFonts w:ascii="Avenir Next" w:hAnsi="Avenir Next" w:cs="Avenir Next" w:eastAsia="Avenir Next"/>
+                      <w:color w:val="1A1A1A"/>
                       <w:sz w:val="20"/>
                       <w:szCs w:val="20"/>
                     </w:rPr>
-                    <w:t xml:space="preserve">a.</w:t>
-                  </w:r>
-                  <w:r>
-                    <w:rPr>
-                      <w:rFonts w:ascii="Avenir Next" w:hAnsi="Avenir Next" w:cs="Avenir Next" w:eastAsia="Avenir Next"/>
-                      <w:color w:val="1A1A1A"/>
-                      <w:sz w:val="20"/>
-                      <w:szCs w:val="20"/>
-                    </w:rPr>
                     <w:tab/>
                   </w:r>
                   <w:r>
                     <w:rPr>
                       <w:rFonts w:ascii="Avenir Next" w:hAnsi="Avenir Next" w:cs="Avenir Next" w:eastAsia="Avenir Next"/>
                       <w:color w:val="1A1A1A"/>
-                      <w:sz w:val="20"/>
+                      <w:sz w:val="22"/>
                       <w:szCs w:val="20"/>
                     </w:rPr>
                     <w:t xml:space="preserve">$6 per ticket. Cost </w:t>
@@ -2225,7 +2226,7 @@
                       <w:rFonts w:ascii="Avenir Next" w:hAnsi="Avenir Next" w:cs="Avenir Next" w:eastAsia="Avenir Next"/>
                       <w:i/>
                       <w:color w:val="1A1A1A"/>
-                      <w:sz w:val="20"/>
+                      <w:sz w:val="22"/>
                       <w:szCs w:val="20"/>
                     </w:rPr>
                     <w:t xml:space="preserve">c</w:t>
@@ -2234,7 +2235,7 @@
                     <w:rPr>
                       <w:rFonts w:ascii="Avenir Next" w:hAnsi="Avenir Next" w:cs="Avenir Next" w:eastAsia="Avenir Next"/>
                       <w:color w:val="1A1A1A"/>
-                      <w:sz w:val="20"/>
+                      <w:sz w:val="22"/>
                       <w:szCs w:val="20"/>
                     </w:rPr>
                     <w:t xml:space="preserve"> for </w:t>
@@ -2244,7 +2245,7 @@
                       <w:rFonts w:ascii="Avenir Next" w:hAnsi="Avenir Next" w:cs="Avenir Next" w:eastAsia="Avenir Next"/>
                       <w:i/>
                       <w:color w:val="1A1A1A"/>
-                      <w:sz w:val="20"/>
+                      <w:sz w:val="22"/>
                       <w:szCs w:val="20"/>
                     </w:rPr>
                     <w:t xml:space="preserve">t</w:t>
@@ -2253,7 +2254,7 @@
                     <w:rPr>
                       <w:rFonts w:ascii="Avenir Next" w:hAnsi="Avenir Next" w:cs="Avenir Next" w:eastAsia="Avenir Next"/>
                       <w:color w:val="1A1A1A"/>
-                      <w:sz w:val="20"/>
+                      <w:sz w:val="22"/>
                       <w:szCs w:val="20"/>
                     </w:rPr>
                     <w:t xml:space="preserve"> tickets:  </w:t>
@@ -2263,7 +2264,7 @@
                       <w:rFonts w:ascii="Avenir Next" w:hAnsi="Avenir Next" w:cs="Avenir Next" w:eastAsia="Avenir Next"/>
                       <w:i/>
                       <w:color w:val="1A1A1A"/>
-                      <w:sz w:val="20"/>
+                      <w:sz w:val="22"/>
                       <w:szCs w:val="20"/>
                     </w:rPr>
                     <w:t xml:space="preserve">c</w:t>
@@ -2272,7 +2273,7 @@
                     <w:rPr>
                       <w:rFonts w:ascii="Avenir Next" w:hAnsi="Avenir Next" w:cs="Avenir Next" w:eastAsia="Avenir Next"/>
                       <w:color w:val="1A1A1A"/>
-                      <w:sz w:val="20"/>
+                      <w:sz w:val="22"/>
                       <w:szCs w:val="20"/>
                     </w:rPr>
                     <w:t xml:space="preserve"> =</w:t>
@@ -2322,25 +2323,25 @@
                       <w:rFonts w:ascii="Avenir Next" w:hAnsi="Avenir Next" w:cs="Avenir Next" w:eastAsia="Avenir Next"/>
                       <w:b/>
                       <w:color w:val="003A70"/>
+                      <w:sz w:val="22"/>
+                      <w:szCs w:val="20"/>
+                    </w:rPr>
+                    <w:t xml:space="preserve">b.</w:t>
+                  </w:r>
+                  <w:r>
+                    <w:rPr>
+                      <w:rFonts w:ascii="Avenir Next" w:hAnsi="Avenir Next" w:cs="Avenir Next" w:eastAsia="Avenir Next"/>
+                      <w:color w:val="1A1A1A"/>
                       <w:sz w:val="20"/>
                       <w:szCs w:val="20"/>
                     </w:rPr>
-                    <w:t xml:space="preserve">b.</w:t>
-                  </w:r>
-                  <w:r>
-                    <w:rPr>
-                      <w:rFonts w:ascii="Avenir Next" w:hAnsi="Avenir Next" w:cs="Avenir Next" w:eastAsia="Avenir Next"/>
-                      <w:color w:val="1A1A1A"/>
-                      <w:sz w:val="20"/>
-                      <w:szCs w:val="20"/>
-                    </w:rPr>
                     <w:tab/>
                   </w:r>
                   <w:r>
                     <w:rPr>
                       <w:rFonts w:ascii="Avenir Next" w:hAnsi="Avenir Next" w:cs="Avenir Next" w:eastAsia="Avenir Next"/>
                       <w:color w:val="1A1A1A"/>
-                      <w:sz w:val="20"/>
+                      <w:sz w:val="22"/>
                       <w:szCs w:val="20"/>
                     </w:rPr>
                     <w:t xml:space="preserve">Kim is 4 years older than Jo. Kim’s age </w:t>
@@ -2350,7 +2351,7 @@
                       <w:rFonts w:ascii="Avenir Next" w:hAnsi="Avenir Next" w:cs="Avenir Next" w:eastAsia="Avenir Next"/>
                       <w:i/>
                       <w:color w:val="1A1A1A"/>
-                      <w:sz w:val="20"/>
+                      <w:sz w:val="22"/>
                       <w:szCs w:val="20"/>
                     </w:rPr>
                     <w:t xml:space="preserve">k</w:t>
@@ -2359,7 +2360,7 @@
                     <w:rPr>
                       <w:rFonts w:ascii="Avenir Next" w:hAnsi="Avenir Next" w:cs="Avenir Next" w:eastAsia="Avenir Next"/>
                       <w:color w:val="1A1A1A"/>
-                      <w:sz w:val="20"/>
+                      <w:sz w:val="22"/>
                       <w:szCs w:val="20"/>
                     </w:rPr>
                     <w:t xml:space="preserve"> when Jo is </w:t>
@@ -2369,7 +2370,7 @@
                       <w:rFonts w:ascii="Avenir Next" w:hAnsi="Avenir Next" w:cs="Avenir Next" w:eastAsia="Avenir Next"/>
                       <w:i/>
                       <w:color w:val="1A1A1A"/>
-                      <w:sz w:val="20"/>
+                      <w:sz w:val="22"/>
                       <w:szCs w:val="20"/>
                     </w:rPr>
                     <w:t xml:space="preserve">j</w:t>
@@ -2378,7 +2379,7 @@
                     <w:rPr>
                       <w:rFonts w:ascii="Avenir Next" w:hAnsi="Avenir Next" w:cs="Avenir Next" w:eastAsia="Avenir Next"/>
                       <w:color w:val="1A1A1A"/>
-                      <w:sz w:val="20"/>
+                      <w:sz w:val="22"/>
                       <w:szCs w:val="20"/>
                     </w:rPr>
                     <w:t xml:space="preserve">:  </w:t>
@@ -2388,7 +2389,7 @@
                       <w:rFonts w:ascii="Avenir Next" w:hAnsi="Avenir Next" w:cs="Avenir Next" w:eastAsia="Avenir Next"/>
                       <w:i/>
                       <w:color w:val="1A1A1A"/>
-                      <w:sz w:val="20"/>
+                      <w:sz w:val="22"/>
                       <w:szCs w:val="20"/>
                     </w:rPr>
                     <w:t xml:space="preserve">k</w:t>
@@ -2397,7 +2398,7 @@
                     <w:rPr>
                       <w:rFonts w:ascii="Avenir Next" w:hAnsi="Avenir Next" w:cs="Avenir Next" w:eastAsia="Avenir Next"/>
                       <w:color w:val="1A1A1A"/>
-                      <w:sz w:val="20"/>
+                      <w:sz w:val="22"/>
                       <w:szCs w:val="20"/>
                     </w:rPr>
                     <w:t xml:space="preserve"> =</w:t>
@@ -2490,18 +2491,18 @@
                 <w:rFonts w:ascii="Avenir Next" w:hAnsi="Avenir Next" w:cs="Avenir Next" w:eastAsia="Avenir Next"/>
                 <w:b/>
                 <w:color w:val="1A1A1A"/>
+                <w:sz w:val="22"/>
+                <w:szCs w:val="20"/>
+              </w:rPr>
+              <w:t xml:space="preserve">2.</w:t>
+            </w:r>
+            <w:r>
+              <w:rPr>
+                <w:rFonts w:ascii="Avenir Next" w:hAnsi="Avenir Next" w:cs="Avenir Next" w:eastAsia="Avenir Next"/>
+                <w:color w:val="1A1A1A"/>
                 <w:sz w:val="20"/>
                 <w:szCs w:val="20"/>
               </w:rPr>
-              <w:t xml:space="preserve">2.</w:t>
-            </w:r>
-            <w:r>
-              <w:rPr>
-                <w:rFonts w:ascii="Avenir Next" w:hAnsi="Avenir Next" w:cs="Avenir Next" w:eastAsia="Avenir Next"/>
-                <w:color w:val="1A1A1A"/>
-                <w:sz w:val="20"/>
-                <w:szCs w:val="20"/>
-              </w:rPr>
               <w:tab/>
             </w:r>
             <w:r>
@@ -2509,7 +2510,7 @@
                 <w:rFonts w:ascii="Avenir Next" w:hAnsi="Avenir Next" w:cs="Avenir Next" w:eastAsia="Avenir Next"/>
                 <w:b/>
                 <w:color w:val="1A1A1A"/>
-                <w:sz w:val="20"/>
+                <w:sz w:val="22"/>
                 <w:szCs w:val="20"/>
               </w:rPr>
               <w:t xml:space="preserve">Fence Panels.  </w:t>
@@ -2518,7 +2519,7 @@
               <w:rPr>
                 <w:rFonts w:ascii="Avenir Next" w:hAnsi="Avenir Next" w:cs="Avenir Next" w:eastAsia="Avenir Next"/>
                 <w:color w:val="1A1A1A"/>
-                <w:sz w:val="20"/>
+                <w:sz w:val="22"/>
                 <w:szCs w:val="20"/>
               </w:rPr>
               <w:t xml:space="preserve">A company charges $35 for each fence panel. Write an equation for the cost </w:t>
@@ -2528,7 +2529,7 @@
                 <w:rFonts w:ascii="Avenir Next" w:hAnsi="Avenir Next" w:cs="Avenir Next" w:eastAsia="Avenir Next"/>
                 <w:i/>
                 <w:color w:val="1A1A1A"/>
-                <w:sz w:val="20"/>
+                <w:sz w:val="22"/>
                 <w:szCs w:val="20"/>
               </w:rPr>
               <w:t xml:space="preserve">c</w:t>
@@ -2537,7 +2538,7 @@
               <w:rPr>
                 <w:rFonts w:ascii="Avenir Next" w:hAnsi="Avenir Next" w:cs="Avenir Next" w:eastAsia="Avenir Next"/>
                 <w:color w:val="1A1A1A"/>
-                <w:sz w:val="20"/>
+                <w:sz w:val="22"/>
                 <w:szCs w:val="20"/>
               </w:rPr>
               <w:t xml:space="preserve"> of </w:t>
@@ -2547,7 +2548,7 @@
                 <w:rFonts w:ascii="Avenir Next" w:hAnsi="Avenir Next" w:cs="Avenir Next" w:eastAsia="Avenir Next"/>
                 <w:i/>
                 <w:color w:val="1A1A1A"/>
-                <w:sz w:val="20"/>
+                <w:sz w:val="22"/>
                 <w:szCs w:val="20"/>
               </w:rPr>
               <w:t xml:space="preserve">n</w:t>
@@ -2556,7 +2557,7 @@
               <w:rPr>
                 <w:rFonts w:ascii="Avenir Next" w:hAnsi="Avenir Next" w:cs="Avenir Next" w:eastAsia="Avenir Next"/>
                 <w:color w:val="1A1A1A"/>
-                <w:sz w:val="20"/>
+                <w:sz w:val="22"/>
                 <w:szCs w:val="20"/>
               </w:rPr>
               <w:t xml:space="preserve"> panels. Find the cost of 9 panels.</w:t>
@@ -2633,7 +2634,7 @@
                 <w:rFonts w:ascii="Avenir Next" w:hAnsi="Avenir Next" w:cs="Avenir Next" w:eastAsia="Avenir Next"/>
                 <w:b/>
                 <w:color w:val="1A1A1A"/>
-                <w:sz w:val="18"/>
+                <w:sz w:val="22"/>
                 <w:szCs w:val="18"/>
               </w:rPr>
               <w:t xml:space="preserve">Equation; cost</w:t>
@@ -2708,25 +2709,25 @@
                 <w:rFonts w:ascii="Avenir Next" w:hAnsi="Avenir Next" w:cs="Avenir Next" w:eastAsia="Avenir Next"/>
                 <w:b/>
                 <w:color w:val="1A1A1A"/>
+                <w:sz w:val="22"/>
+                <w:szCs w:val="20"/>
+              </w:rPr>
+              <w:t xml:space="preserve">3.</w:t>
+            </w:r>
+            <w:r>
+              <w:rPr>
+                <w:rFonts w:ascii="Avenir Next" w:hAnsi="Avenir Next" w:cs="Avenir Next" w:eastAsia="Avenir Next"/>
+                <w:color w:val="1A1A1A"/>
                 <w:sz w:val="20"/>
                 <w:szCs w:val="20"/>
               </w:rPr>
-              <w:t xml:space="preserve">3.</w:t>
-            </w:r>
-            <w:r>
-              <w:rPr>
-                <w:rFonts w:ascii="Avenir Next" w:hAnsi="Avenir Next" w:cs="Avenir Next" w:eastAsia="Avenir Next"/>
-                <w:color w:val="1A1A1A"/>
-                <w:sz w:val="20"/>
-                <w:szCs w:val="20"/>
-              </w:rPr>
               <w:tab/>
             </w:r>
             <w:r>
               <w:rPr>
                 <w:rFonts w:ascii="Avenir Next" w:hAnsi="Avenir Next" w:cs="Avenir Next" w:eastAsia="Avenir Next"/>
                 <w:color w:val="1A1A1A"/>
-                <w:sz w:val="20"/>
+                <w:sz w:val="22"/>
                 <w:szCs w:val="20"/>
               </w:rPr>
               <w:t xml:space="preserve">A $25 fee plus $10 an hour gives —</w:t>
@@ -2782,18 +2783,18 @@
                       <w:rFonts w:ascii="Avenir Next" w:hAnsi="Avenir Next" w:cs="Avenir Next" w:eastAsia="Avenir Next"/>
                       <w:b/>
                       <w:color w:val="003A70"/>
+                      <w:sz w:val="22"/>
+                      <w:szCs w:val="19"/>
+                    </w:rPr>
+                    <w:t xml:space="preserve">A</w:t>
+                  </w:r>
+                  <w:r>
+                    <w:rPr>
+                      <w:rFonts w:ascii="Avenir Next" w:hAnsi="Avenir Next" w:cs="Avenir Next" w:eastAsia="Avenir Next"/>
+                      <w:color w:val="1A1A1A"/>
                       <w:sz w:val="19"/>
                       <w:szCs w:val="19"/>
                     </w:rPr>
-                    <w:t xml:space="preserve">A</w:t>
-                  </w:r>
-                  <w:r>
-                    <w:rPr>
-                      <w:rFonts w:ascii="Avenir Next" w:hAnsi="Avenir Next" w:cs="Avenir Next" w:eastAsia="Avenir Next"/>
-                      <w:color w:val="1A1A1A"/>
-                      <w:sz w:val="19"/>
-                      <w:szCs w:val="19"/>
-                    </w:rPr>
                     <w:tab/>
                   </w:r>
                   <w:r>
@@ -2801,7 +2802,7 @@
                       <w:rFonts w:ascii="Avenir Next" w:hAnsi="Avenir Next" w:cs="Avenir Next" w:eastAsia="Avenir Next"/>
                       <w:i/>
                       <w:color w:val="1A1A1A"/>
-                      <w:sz w:val="19"/>
+                      <w:sz w:val="22"/>
                       <w:szCs w:val="19"/>
                     </w:rPr>
                     <w:t xml:space="preserve">c</w:t>
@@ -2810,7 +2811,7 @@
                     <w:rPr>
                       <w:rFonts w:ascii="Avenir Next" w:hAnsi="Avenir Next" w:cs="Avenir Next" w:eastAsia="Avenir Next"/>
                       <w:color w:val="1A1A1A"/>
-                      <w:sz w:val="19"/>
+                      <w:sz w:val="22"/>
                       <w:szCs w:val="19"/>
                     </w:rPr>
                     <w:t xml:space="preserve"> = 25</w:t>
@@ -2820,7 +2821,7 @@
                       <w:rFonts w:ascii="Avenir Next" w:hAnsi="Avenir Next" w:cs="Avenir Next" w:eastAsia="Avenir Next"/>
                       <w:i/>
                       <w:color w:val="1A1A1A"/>
-                      <w:sz w:val="19"/>
+                      <w:sz w:val="22"/>
                       <w:szCs w:val="19"/>
                     </w:rPr>
                     <w:t xml:space="preserve">h</w:t>
@@ -2829,7 +2830,7 @@
                     <w:rPr>
                       <w:rFonts w:ascii="Avenir Next" w:hAnsi="Avenir Next" w:cs="Avenir Next" w:eastAsia="Avenir Next"/>
                       <w:color w:val="1A1A1A"/>
-                      <w:sz w:val="19"/>
+                      <w:sz w:val="22"/>
                       <w:szCs w:val="19"/>
                     </w:rPr>
                     <w:t xml:space="preserve"> + 10</w:t>
@@ -2854,18 +2855,18 @@
                       <w:rFonts w:ascii="Avenir Next" w:hAnsi="Avenir Next" w:cs="Avenir Next" w:eastAsia="Avenir Next"/>
                       <w:b/>
                       <w:color w:val="003A70"/>
+                      <w:sz w:val="22"/>
+                      <w:szCs w:val="19"/>
+                    </w:rPr>
+                    <w:t xml:space="preserve">B</w:t>
+                  </w:r>
+                  <w:r>
+                    <w:rPr>
+                      <w:rFonts w:ascii="Avenir Next" w:hAnsi="Avenir Next" w:cs="Avenir Next" w:eastAsia="Avenir Next"/>
+                      <w:color w:val="1A1A1A"/>
                       <w:sz w:val="19"/>
                       <w:szCs w:val="19"/>
                     </w:rPr>
-                    <w:t xml:space="preserve">B</w:t>
-                  </w:r>
-                  <w:r>
-                    <w:rPr>
-                      <w:rFonts w:ascii="Avenir Next" w:hAnsi="Avenir Next" w:cs="Avenir Next" w:eastAsia="Avenir Next"/>
-                      <w:color w:val="1A1A1A"/>
-                      <w:sz w:val="19"/>
-                      <w:szCs w:val="19"/>
-                    </w:rPr>
                     <w:tab/>
                   </w:r>
                   <w:r>
@@ -2873,7 +2874,7 @@
                       <w:rFonts w:ascii="Avenir Next" w:hAnsi="Avenir Next" w:cs="Avenir Next" w:eastAsia="Avenir Next"/>
                       <w:i/>
                       <w:color w:val="1A1A1A"/>
-                      <w:sz w:val="19"/>
+                      <w:sz w:val="22"/>
                       <w:szCs w:val="19"/>
                     </w:rPr>
                     <w:t xml:space="preserve">c</w:t>
@@ -2882,7 +2883,7 @@
                     <w:rPr>
                       <w:rFonts w:ascii="Avenir Next" w:hAnsi="Avenir Next" w:cs="Avenir Next" w:eastAsia="Avenir Next"/>
                       <w:color w:val="1A1A1A"/>
-                      <w:sz w:val="19"/>
+                      <w:sz w:val="22"/>
                       <w:szCs w:val="19"/>
                     </w:rPr>
                     <w:t xml:space="preserve"> = 10</w:t>
@@ -2892,7 +2893,7 @@
                       <w:rFonts w:ascii="Avenir Next" w:hAnsi="Avenir Next" w:cs="Avenir Next" w:eastAsia="Avenir Next"/>
                       <w:i/>
                       <w:color w:val="1A1A1A"/>
-                      <w:sz w:val="19"/>
+                      <w:sz w:val="22"/>
                       <w:szCs w:val="19"/>
                     </w:rPr>
                     <w:t xml:space="preserve">h</w:t>
@@ -2901,7 +2902,7 @@
                     <w:rPr>
                       <w:rFonts w:ascii="Avenir Next" w:hAnsi="Avenir Next" w:cs="Avenir Next" w:eastAsia="Avenir Next"/>
                       <w:color w:val="1A1A1A"/>
-                      <w:sz w:val="19"/>
+                      <w:sz w:val="22"/>
                       <w:szCs w:val="19"/>
                     </w:rPr>
                     <w:t xml:space="preserve"> + 25</w:t>
@@ -2926,18 +2927,18 @@
                       <w:rFonts w:ascii="Avenir Next" w:hAnsi="Avenir Next" w:cs="Avenir Next" w:eastAsia="Avenir Next"/>
                       <w:b/>
                       <w:color w:val="003A70"/>
+                      <w:sz w:val="22"/>
+                      <w:szCs w:val="19"/>
+                    </w:rPr>
+                    <w:t xml:space="preserve">C</w:t>
+                  </w:r>
+                  <w:r>
+                    <w:rPr>
+                      <w:rFonts w:ascii="Avenir Next" w:hAnsi="Avenir Next" w:cs="Avenir Next" w:eastAsia="Avenir Next"/>
+                      <w:color w:val="1A1A1A"/>
                       <w:sz w:val="19"/>
                       <w:szCs w:val="19"/>
                     </w:rPr>
-                    <w:t xml:space="preserve">C</w:t>
-                  </w:r>
-                  <w:r>
-                    <w:rPr>
-                      <w:rFonts w:ascii="Avenir Next" w:hAnsi="Avenir Next" w:cs="Avenir Next" w:eastAsia="Avenir Next"/>
-                      <w:color w:val="1A1A1A"/>
-                      <w:sz w:val="19"/>
-                      <w:szCs w:val="19"/>
-                    </w:rPr>
                     <w:tab/>
                   </w:r>
                   <w:r>
@@ -2945,7 +2946,7 @@
                       <w:rFonts w:ascii="Avenir Next" w:hAnsi="Avenir Next" w:cs="Avenir Next" w:eastAsia="Avenir Next"/>
                       <w:i/>
                       <w:color w:val="1A1A1A"/>
-                      <w:sz w:val="19"/>
+                      <w:sz w:val="22"/>
                       <w:szCs w:val="19"/>
                     </w:rPr>
                     <w:t xml:space="preserve">c</w:t>
@@ -2954,7 +2955,7 @@
                     <w:rPr>
                       <w:rFonts w:ascii="Avenir Next" w:hAnsi="Avenir Next" w:cs="Avenir Next" w:eastAsia="Avenir Next"/>
                       <w:color w:val="1A1A1A"/>
-                      <w:sz w:val="19"/>
+                      <w:sz w:val="22"/>
                       <w:szCs w:val="19"/>
                     </w:rPr>
                     <w:t xml:space="preserve"> = 35</w:t>
@@ -2964,7 +2965,7 @@
                       <w:rFonts w:ascii="Avenir Next" w:hAnsi="Avenir Next" w:cs="Avenir Next" w:eastAsia="Avenir Next"/>
                       <w:i/>
                       <w:color w:val="1A1A1A"/>
-                      <w:sz w:val="19"/>
+                      <w:sz w:val="22"/>
                       <w:szCs w:val="19"/>
                     </w:rPr>
                     <w:t xml:space="preserve">h</w:t>
@@ -2989,18 +2990,18 @@
                       <w:rFonts w:ascii="Avenir Next" w:hAnsi="Avenir Next" w:cs="Avenir Next" w:eastAsia="Avenir Next"/>
                       <w:b/>
                       <w:color w:val="003A70"/>
+                      <w:sz w:val="22"/>
+                      <w:szCs w:val="19"/>
+                    </w:rPr>
+                    <w:t xml:space="preserve">D</w:t>
+                  </w:r>
+                  <w:r>
+                    <w:rPr>
+                      <w:rFonts w:ascii="Avenir Next" w:hAnsi="Avenir Next" w:cs="Avenir Next" w:eastAsia="Avenir Next"/>
+                      <w:color w:val="1A1A1A"/>
                       <w:sz w:val="19"/>
                       <w:szCs w:val="19"/>
                     </w:rPr>
-                    <w:t xml:space="preserve">D</w:t>
-                  </w:r>
-                  <w:r>
-                    <w:rPr>
-                      <w:rFonts w:ascii="Avenir Next" w:hAnsi="Avenir Next" w:cs="Avenir Next" w:eastAsia="Avenir Next"/>
-                      <w:color w:val="1A1A1A"/>
-                      <w:sz w:val="19"/>
-                      <w:szCs w:val="19"/>
-                    </w:rPr>
                     <w:tab/>
                   </w:r>
                   <w:r>
@@ -3008,7 +3009,7 @@
                       <w:rFonts w:ascii="Avenir Next" w:hAnsi="Avenir Next" w:cs="Avenir Next" w:eastAsia="Avenir Next"/>
                       <w:i/>
                       <w:color w:val="1A1A1A"/>
-                      <w:sz w:val="19"/>
+                      <w:sz w:val="22"/>
                       <w:szCs w:val="19"/>
                     </w:rPr>
                     <w:t xml:space="preserve">c</w:t>
@@ -3017,7 +3018,7 @@
                     <w:rPr>
                       <w:rFonts w:ascii="Avenir Next" w:hAnsi="Avenir Next" w:cs="Avenir Next" w:eastAsia="Avenir Next"/>
                       <w:color w:val="1A1A1A"/>
-                      <w:sz w:val="19"/>
+                      <w:sz w:val="22"/>
                       <w:szCs w:val="19"/>
                     </w:rPr>
                     <w:t xml:space="preserve"> = 10</w:t>
@@ -3027,7 +3028,7 @@
                       <w:rFonts w:ascii="Avenir Next" w:hAnsi="Avenir Next" w:cs="Avenir Next" w:eastAsia="Avenir Next"/>
                       <w:i/>
                       <w:color w:val="1A1A1A"/>
-                      <w:sz w:val="19"/>
+                      <w:sz w:val="22"/>
                       <w:szCs w:val="19"/>
                     </w:rPr>
                     <w:t xml:space="preserve">h</w:t>
@@ -3077,7 +3078,7 @@
         <w:rPr>
           <w:rFonts w:ascii="Avenir Next" w:hAnsi="Avenir Next" w:cs="Avenir Next" w:eastAsia="Avenir Next"/>
           <w:color w:val="1A1A1A"/>
-          <w:sz w:val="17"/>
+          <w:sz w:val="22"/>
           <w:szCs w:val="17"/>
         </w:rPr>
         <w:t xml:space="preserve">  I got it</w:t>
@@ -3095,7 +3096,7 @@
         <w:rPr>
           <w:rFonts w:ascii="Avenir Next" w:hAnsi="Avenir Next" w:cs="Avenir Next" w:eastAsia="Avenir Next"/>
           <w:color w:val="1A1A1A"/>
-          <w:sz w:val="17"/>
+          <w:sz w:val="22"/>
           <w:szCs w:val="17"/>
         </w:rPr>
         <w:t xml:space="preserve">  Almost</w:t>
@@ -3113,7 +3114,7 @@
         <w:rPr>
           <w:rFonts w:ascii="Avenir Next" w:hAnsi="Avenir Next" w:cs="Avenir Next" w:eastAsia="Avenir Next"/>
           <w:color w:val="1A1A1A"/>
-          <w:sz w:val="17"/>
+          <w:sz w:val="22"/>
           <w:szCs w:val="17"/>
         </w:rPr>
         <w:t xml:space="preserve">  I need help</w:t>
@@ -3170,7 +3171,7 @@
         <w:rPr>
           <w:rFonts w:ascii="Avenir Next" w:hAnsi="Avenir Next" w:cs="Avenir Next" w:eastAsia="Avenir Next"/>
           <w:color w:val="1A1A1A"/>
-          <w:sz w:val="18"/>
+          <w:sz w:val="22"/>
           <w:szCs w:val="18"/>
         </w:rPr>
         <w:t xml:space="preserve">Name</w:t>
@@ -3255,25 +3256,25 @@
                 <w:rFonts w:ascii="Avenir Next" w:hAnsi="Avenir Next" w:cs="Avenir Next" w:eastAsia="Avenir Next"/>
                 <w:b/>
                 <w:color w:val="1A1A1A"/>
+                <w:sz w:val="22"/>
+                <w:szCs w:val="20"/>
+              </w:rPr>
+              <w:t xml:space="preserve">1.</w:t>
+            </w:r>
+            <w:r>
+              <w:rPr>
+                <w:rFonts w:ascii="Avenir Next" w:hAnsi="Avenir Next" w:cs="Avenir Next" w:eastAsia="Avenir Next"/>
+                <w:color w:val="1A1A1A"/>
                 <w:sz w:val="20"/>
                 <w:szCs w:val="20"/>
               </w:rPr>
-              <w:t xml:space="preserve">1.</w:t>
-            </w:r>
-            <w:r>
-              <w:rPr>
-                <w:rFonts w:ascii="Avenir Next" w:hAnsi="Avenir Next" w:cs="Avenir Next" w:eastAsia="Avenir Next"/>
-                <w:color w:val="1A1A1A"/>
-                <w:sz w:val="20"/>
-                <w:szCs w:val="20"/>
-              </w:rPr>
               <w:tab/>
             </w:r>
             <w:r>
               <w:rPr>
                 <w:rFonts w:ascii="Avenir Next" w:hAnsi="Avenir Next" w:cs="Avenir Next" w:eastAsia="Avenir Next"/>
                 <w:color w:val="1A1A1A"/>
-                <w:sz w:val="20"/>
+                <w:sz w:val="22"/>
                 <w:szCs w:val="20"/>
               </w:rPr>
               <w:t xml:space="preserve">Write an equation for each situation.</w:t>
@@ -3327,25 +3328,25 @@
                       <w:rFonts w:ascii="Avenir Next" w:hAnsi="Avenir Next" w:cs="Avenir Next" w:eastAsia="Avenir Next"/>
                       <w:b/>
                       <w:color w:val="003A70"/>
+                      <w:sz w:val="22"/>
+                      <w:szCs w:val="20"/>
+                    </w:rPr>
+                    <w:t xml:space="preserve">a.</w:t>
+                  </w:r>
+                  <w:r>
+                    <w:rPr>
+                      <w:rFonts w:ascii="Avenir Next" w:hAnsi="Avenir Next" w:cs="Avenir Next" w:eastAsia="Avenir Next"/>
+                      <w:color w:val="1A1A1A"/>
                       <w:sz w:val="20"/>
                       <w:szCs w:val="20"/>
                     </w:rPr>
-                    <w:t xml:space="preserve">a.</w:t>
-                  </w:r>
-                  <w:r>
-                    <w:rPr>
-                      <w:rFonts w:ascii="Avenir Next" w:hAnsi="Avenir Next" w:cs="Avenir Next" w:eastAsia="Avenir Next"/>
-                      <w:color w:val="1A1A1A"/>
-                      <w:sz w:val="20"/>
-                      <w:szCs w:val="20"/>
-                    </w:rPr>
                     <w:tab/>
                   </w:r>
                   <w:r>
                     <w:rPr>
                       <w:rFonts w:ascii="Avenir Next" w:hAnsi="Avenir Next" w:cs="Avenir Next" w:eastAsia="Avenir Next"/>
                       <w:color w:val="1A1A1A"/>
-                      <w:sz w:val="20"/>
+                      <w:sz w:val="22"/>
                       <w:szCs w:val="20"/>
                     </w:rPr>
                     <w:t xml:space="preserve">$6 per ticket. Cost </w:t>
@@ -3355,7 +3356,7 @@
                       <w:rFonts w:ascii="Avenir Next" w:hAnsi="Avenir Next" w:cs="Avenir Next" w:eastAsia="Avenir Next"/>
                       <w:i/>
                       <w:color w:val="1A1A1A"/>
-                      <w:sz w:val="20"/>
+                      <w:sz w:val="22"/>
                       <w:szCs w:val="20"/>
                     </w:rPr>
                     <w:t xml:space="preserve">c</w:t>
@@ -3364,7 +3365,7 @@
                     <w:rPr>
                       <w:rFonts w:ascii="Avenir Next" w:hAnsi="Avenir Next" w:cs="Avenir Next" w:eastAsia="Avenir Next"/>
                       <w:color w:val="1A1A1A"/>
-                      <w:sz w:val="20"/>
+                      <w:sz w:val="22"/>
                       <w:szCs w:val="20"/>
                     </w:rPr>
                     <w:t xml:space="preserve"> for </w:t>
@@ -3374,7 +3375,7 @@
                       <w:rFonts w:ascii="Avenir Next" w:hAnsi="Avenir Next" w:cs="Avenir Next" w:eastAsia="Avenir Next"/>
                       <w:i/>
                       <w:color w:val="1A1A1A"/>
-                      <w:sz w:val="20"/>
+                      <w:sz w:val="22"/>
                       <w:szCs w:val="20"/>
                     </w:rPr>
                     <w:t xml:space="preserve">t</w:t>
@@ -3383,7 +3384,7 @@
                     <w:rPr>
                       <w:rFonts w:ascii="Avenir Next" w:hAnsi="Avenir Next" w:cs="Avenir Next" w:eastAsia="Avenir Next"/>
                       <w:color w:val="1A1A1A"/>
-                      <w:sz w:val="20"/>
+                      <w:sz w:val="22"/>
                       <w:szCs w:val="20"/>
                     </w:rPr>
                     <w:t xml:space="preserve"> tickets:  </w:t>
@@ -3393,7 +3394,7 @@
                       <w:rFonts w:ascii="Avenir Next" w:hAnsi="Avenir Next" w:cs="Avenir Next" w:eastAsia="Avenir Next"/>
                       <w:i/>
                       <w:color w:val="1A1A1A"/>
-                      <w:sz w:val="20"/>
+                      <w:sz w:val="22"/>
                       <w:szCs w:val="20"/>
                     </w:rPr>
                     <w:t xml:space="preserve">c</w:t>
@@ -3402,7 +3403,7 @@
                     <w:rPr>
                       <w:rFonts w:ascii="Avenir Next" w:hAnsi="Avenir Next" w:cs="Avenir Next" w:eastAsia="Avenir Next"/>
                       <w:color w:val="1A1A1A"/>
-                      <w:sz w:val="20"/>
+                      <w:sz w:val="22"/>
                       <w:szCs w:val="20"/>
                     </w:rPr>
                     <w:t xml:space="preserve"> =</w:t>
@@ -3452,25 +3453,25 @@
                       <w:rFonts w:ascii="Avenir Next" w:hAnsi="Avenir Next" w:cs="Avenir Next" w:eastAsia="Avenir Next"/>
                       <w:b/>
                       <w:color w:val="003A70"/>
+                      <w:sz w:val="22"/>
+                      <w:szCs w:val="20"/>
+                    </w:rPr>
+                    <w:t xml:space="preserve">b.</w:t>
+                  </w:r>
+                  <w:r>
+                    <w:rPr>
+                      <w:rFonts w:ascii="Avenir Next" w:hAnsi="Avenir Next" w:cs="Avenir Next" w:eastAsia="Avenir Next"/>
+                      <w:color w:val="1A1A1A"/>
                       <w:sz w:val="20"/>
                       <w:szCs w:val="20"/>
                     </w:rPr>
-                    <w:t xml:space="preserve">b.</w:t>
-                  </w:r>
-                  <w:r>
-                    <w:rPr>
-                      <w:rFonts w:ascii="Avenir Next" w:hAnsi="Avenir Next" w:cs="Avenir Next" w:eastAsia="Avenir Next"/>
-                      <w:color w:val="1A1A1A"/>
-                      <w:sz w:val="20"/>
-                      <w:szCs w:val="20"/>
-                    </w:rPr>
                     <w:tab/>
                   </w:r>
                   <w:r>
                     <w:rPr>
                       <w:rFonts w:ascii="Avenir Next" w:hAnsi="Avenir Next" w:cs="Avenir Next" w:eastAsia="Avenir Next"/>
                       <w:color w:val="1A1A1A"/>
-                      <w:sz w:val="20"/>
+                      <w:sz w:val="22"/>
                       <w:szCs w:val="20"/>
                     </w:rPr>
                     <w:t xml:space="preserve">Kim is 4 years older than Jo. Kim’s age </w:t>
@@ -3480,7 +3481,7 @@
                       <w:rFonts w:ascii="Avenir Next" w:hAnsi="Avenir Next" w:cs="Avenir Next" w:eastAsia="Avenir Next"/>
                       <w:i/>
                       <w:color w:val="1A1A1A"/>
-                      <w:sz w:val="20"/>
+                      <w:sz w:val="22"/>
                       <w:szCs w:val="20"/>
                     </w:rPr>
                     <w:t xml:space="preserve">k</w:t>
@@ -3489,7 +3490,7 @@
                     <w:rPr>
                       <w:rFonts w:ascii="Avenir Next" w:hAnsi="Avenir Next" w:cs="Avenir Next" w:eastAsia="Avenir Next"/>
                       <w:color w:val="1A1A1A"/>
-                      <w:sz w:val="20"/>
+                      <w:sz w:val="22"/>
                       <w:szCs w:val="20"/>
                     </w:rPr>
                     <w:t xml:space="preserve"> when Jo is </w:t>
@@ -3499,7 +3500,7 @@
                       <w:rFonts w:ascii="Avenir Next" w:hAnsi="Avenir Next" w:cs="Avenir Next" w:eastAsia="Avenir Next"/>
                       <w:i/>
                       <w:color w:val="1A1A1A"/>
-                      <w:sz w:val="20"/>
+                      <w:sz w:val="22"/>
                       <w:szCs w:val="20"/>
                     </w:rPr>
                     <w:t xml:space="preserve">j</w:t>
@@ -3508,7 +3509,7 @@
                     <w:rPr>
                       <w:rFonts w:ascii="Avenir Next" w:hAnsi="Avenir Next" w:cs="Avenir Next" w:eastAsia="Avenir Next"/>
                       <w:color w:val="1A1A1A"/>
-                      <w:sz w:val="20"/>
+                      <w:sz w:val="22"/>
                       <w:szCs w:val="20"/>
                     </w:rPr>
                     <w:t xml:space="preserve">:  </w:t>
@@ -3518,7 +3519,7 @@
                       <w:rFonts w:ascii="Avenir Next" w:hAnsi="Avenir Next" w:cs="Avenir Next" w:eastAsia="Avenir Next"/>
                       <w:i/>
                       <w:color w:val="1A1A1A"/>
-                      <w:sz w:val="20"/>
+                      <w:sz w:val="22"/>
                       <w:szCs w:val="20"/>
                     </w:rPr>
                     <w:t xml:space="preserve">k</w:t>
@@ -3527,7 +3528,7 @@
                     <w:rPr>
                       <w:rFonts w:ascii="Avenir Next" w:hAnsi="Avenir Next" w:cs="Avenir Next" w:eastAsia="Avenir Next"/>
                       <w:color w:val="1A1A1A"/>
-                      <w:sz w:val="20"/>
+                      <w:sz w:val="22"/>
                       <w:szCs w:val="20"/>
                     </w:rPr>
                     <w:t xml:space="preserve"> =</w:t>
@@ -3620,18 +3621,18 @@
                 <w:rFonts w:ascii="Avenir Next" w:hAnsi="Avenir Next" w:cs="Avenir Next" w:eastAsia="Avenir Next"/>
                 <w:b/>
                 <w:color w:val="1A1A1A"/>
+                <w:sz w:val="22"/>
+                <w:szCs w:val="20"/>
+              </w:rPr>
+              <w:t xml:space="preserve">2.</w:t>
+            </w:r>
+            <w:r>
+              <w:rPr>
+                <w:rFonts w:ascii="Avenir Next" w:hAnsi="Avenir Next" w:cs="Avenir Next" w:eastAsia="Avenir Next"/>
+                <w:color w:val="1A1A1A"/>
                 <w:sz w:val="20"/>
                 <w:szCs w:val="20"/>
               </w:rPr>
-              <w:t xml:space="preserve">2.</w:t>
-            </w:r>
-            <w:r>
-              <w:rPr>
-                <w:rFonts w:ascii="Avenir Next" w:hAnsi="Avenir Next" w:cs="Avenir Next" w:eastAsia="Avenir Next"/>
-                <w:color w:val="1A1A1A"/>
-                <w:sz w:val="20"/>
-                <w:szCs w:val="20"/>
-              </w:rPr>
               <w:tab/>
             </w:r>
             <w:r>
@@ -3639,7 +3640,7 @@
                 <w:rFonts w:ascii="Avenir Next" w:hAnsi="Avenir Next" w:cs="Avenir Next" w:eastAsia="Avenir Next"/>
                 <w:b/>
                 <w:color w:val="1A1A1A"/>
-                <w:sz w:val="20"/>
+                <w:sz w:val="22"/>
                 <w:szCs w:val="20"/>
               </w:rPr>
               <w:t xml:space="preserve">Fence Panels.  </w:t>
@@ -3648,7 +3649,7 @@
               <w:rPr>
                 <w:rFonts w:ascii="Avenir Next" w:hAnsi="Avenir Next" w:cs="Avenir Next" w:eastAsia="Avenir Next"/>
                 <w:color w:val="1A1A1A"/>
-                <w:sz w:val="20"/>
+                <w:sz w:val="22"/>
                 <w:szCs w:val="20"/>
               </w:rPr>
               <w:t xml:space="preserve">A company charges $35 for each fence panel. Write an equation for the cost </w:t>
@@ -3658,7 +3659,7 @@
                 <w:rFonts w:ascii="Avenir Next" w:hAnsi="Avenir Next" w:cs="Avenir Next" w:eastAsia="Avenir Next"/>
                 <w:i/>
                 <w:color w:val="1A1A1A"/>
-                <w:sz w:val="20"/>
+                <w:sz w:val="22"/>
                 <w:szCs w:val="20"/>
               </w:rPr>
               <w:t xml:space="preserve">c</w:t>
@@ -3667,7 +3668,7 @@
               <w:rPr>
                 <w:rFonts w:ascii="Avenir Next" w:hAnsi="Avenir Next" w:cs="Avenir Next" w:eastAsia="Avenir Next"/>
                 <w:color w:val="1A1A1A"/>
-                <w:sz w:val="20"/>
+                <w:sz w:val="22"/>
                 <w:szCs w:val="20"/>
               </w:rPr>
               <w:t xml:space="preserve"> of </w:t>
@@ -3677,7 +3678,7 @@
                 <w:rFonts w:ascii="Avenir Next" w:hAnsi="Avenir Next" w:cs="Avenir Next" w:eastAsia="Avenir Next"/>
                 <w:i/>
                 <w:color w:val="1A1A1A"/>
-                <w:sz w:val="20"/>
+                <w:sz w:val="22"/>
                 <w:szCs w:val="20"/>
               </w:rPr>
               <w:t xml:space="preserve">n</w:t>
@@ -3686,7 +3687,7 @@
               <w:rPr>
                 <w:rFonts w:ascii="Avenir Next" w:hAnsi="Avenir Next" w:cs="Avenir Next" w:eastAsia="Avenir Next"/>
                 <w:color w:val="1A1A1A"/>
-                <w:sz w:val="20"/>
+                <w:sz w:val="22"/>
                 <w:szCs w:val="20"/>
               </w:rPr>
               <w:t xml:space="preserve"> panels. Find the cost of 9 panels.</w:t>
@@ -3763,7 +3764,7 @@
                 <w:rFonts w:ascii="Avenir Next" w:hAnsi="Avenir Next" w:cs="Avenir Next" w:eastAsia="Avenir Next"/>
                 <w:b/>
                 <w:color w:val="1A1A1A"/>
-                <w:sz w:val="18"/>
+                <w:sz w:val="22"/>
                 <w:szCs w:val="18"/>
               </w:rPr>
               <w:t xml:space="preserve">Equation; cost</w:t>
@@ -3838,25 +3839,25 @@
                 <w:rFonts w:ascii="Avenir Next" w:hAnsi="Avenir Next" w:cs="Avenir Next" w:eastAsia="Avenir Next"/>
                 <w:b/>
                 <w:color w:val="1A1A1A"/>
+                <w:sz w:val="22"/>
+                <w:szCs w:val="20"/>
+              </w:rPr>
+              <w:t xml:space="preserve">3.</w:t>
+            </w:r>
+            <w:r>
+              <w:rPr>
+                <w:rFonts w:ascii="Avenir Next" w:hAnsi="Avenir Next" w:cs="Avenir Next" w:eastAsia="Avenir Next"/>
+                <w:color w:val="1A1A1A"/>
                 <w:sz w:val="20"/>
                 <w:szCs w:val="20"/>
               </w:rPr>
-              <w:t xml:space="preserve">3.</w:t>
-            </w:r>
-            <w:r>
-              <w:rPr>
-                <w:rFonts w:ascii="Avenir Next" w:hAnsi="Avenir Next" w:cs="Avenir Next" w:eastAsia="Avenir Next"/>
-                <w:color w:val="1A1A1A"/>
-                <w:sz w:val="20"/>
-                <w:szCs w:val="20"/>
-              </w:rPr>
               <w:tab/>
             </w:r>
             <w:r>
               <w:rPr>
                 <w:rFonts w:ascii="Avenir Next" w:hAnsi="Avenir Next" w:cs="Avenir Next" w:eastAsia="Avenir Next"/>
                 <w:color w:val="1A1A1A"/>
-                <w:sz w:val="20"/>
+                <w:sz w:val="22"/>
                 <w:szCs w:val="20"/>
               </w:rPr>
               <w:t xml:space="preserve">A $25 fee plus $10 an hour gives —</w:t>
@@ -3912,18 +3913,18 @@
                       <w:rFonts w:ascii="Avenir Next" w:hAnsi="Avenir Next" w:cs="Avenir Next" w:eastAsia="Avenir Next"/>
                       <w:b/>
                       <w:color w:val="003A70"/>
+                      <w:sz w:val="22"/>
+                      <w:szCs w:val="19"/>
+                    </w:rPr>
+                    <w:t xml:space="preserve">A</w:t>
+                  </w:r>
+                  <w:r>
+                    <w:rPr>
+                      <w:rFonts w:ascii="Avenir Next" w:hAnsi="Avenir Next" w:cs="Avenir Next" w:eastAsia="Avenir Next"/>
+                      <w:color w:val="1A1A1A"/>
                       <w:sz w:val="19"/>
                       <w:szCs w:val="19"/>
                     </w:rPr>
-                    <w:t xml:space="preserve">A</w:t>
-                  </w:r>
-                  <w:r>
-                    <w:rPr>
-                      <w:rFonts w:ascii="Avenir Next" w:hAnsi="Avenir Next" w:cs="Avenir Next" w:eastAsia="Avenir Next"/>
-                      <w:color w:val="1A1A1A"/>
-                      <w:sz w:val="19"/>
-                      <w:szCs w:val="19"/>
-                    </w:rPr>
                     <w:tab/>
                   </w:r>
                   <w:r>
@@ -3931,7 +3932,7 @@
                       <w:rFonts w:ascii="Avenir Next" w:hAnsi="Avenir Next" w:cs="Avenir Next" w:eastAsia="Avenir Next"/>
                       <w:i/>
                       <w:color w:val="1A1A1A"/>
-                      <w:sz w:val="19"/>
+                      <w:sz w:val="22"/>
                       <w:szCs w:val="19"/>
                     </w:rPr>
                     <w:t xml:space="preserve">c</w:t>
@@ -3940,7 +3941,7 @@
                     <w:rPr>
                       <w:rFonts w:ascii="Avenir Next" w:hAnsi="Avenir Next" w:cs="Avenir Next" w:eastAsia="Avenir Next"/>
                       <w:color w:val="1A1A1A"/>
-                      <w:sz w:val="19"/>
+                      <w:sz w:val="22"/>
                       <w:szCs w:val="19"/>
                     </w:rPr>
                     <w:t xml:space="preserve"> = 25</w:t>
@@ -3950,7 +3951,7 @@
                       <w:rFonts w:ascii="Avenir Next" w:hAnsi="Avenir Next" w:cs="Avenir Next" w:eastAsia="Avenir Next"/>
                       <w:i/>
                       <w:color w:val="1A1A1A"/>
-                      <w:sz w:val="19"/>
+                      <w:sz w:val="22"/>
                       <w:szCs w:val="19"/>
                     </w:rPr>
                     <w:t xml:space="preserve">h</w:t>
@@ -3959,7 +3960,7 @@
                     <w:rPr>
                       <w:rFonts w:ascii="Avenir Next" w:hAnsi="Avenir Next" w:cs="Avenir Next" w:eastAsia="Avenir Next"/>
                       <w:color w:val="1A1A1A"/>
-                      <w:sz w:val="19"/>
+                      <w:sz w:val="22"/>
                       <w:szCs w:val="19"/>
                     </w:rPr>
                     <w:t xml:space="preserve"> + 10</w:t>
@@ -3984,18 +3985,18 @@
                       <w:rFonts w:ascii="Avenir Next" w:hAnsi="Avenir Next" w:cs="Avenir Next" w:eastAsia="Avenir Next"/>
                       <w:b/>
                       <w:color w:val="003A70"/>
+                      <w:sz w:val="22"/>
+                      <w:szCs w:val="19"/>
+                    </w:rPr>
+                    <w:t xml:space="preserve">B</w:t>
+                  </w:r>
+                  <w:r>
+                    <w:rPr>
+                      <w:rFonts w:ascii="Avenir Next" w:hAnsi="Avenir Next" w:cs="Avenir Next" w:eastAsia="Avenir Next"/>
+                      <w:color w:val="1A1A1A"/>
                       <w:sz w:val="19"/>
                       <w:szCs w:val="19"/>
                     </w:rPr>
-                    <w:t xml:space="preserve">B</w:t>
-                  </w:r>
-                  <w:r>
-                    <w:rPr>
-                      <w:rFonts w:ascii="Avenir Next" w:hAnsi="Avenir Next" w:cs="Avenir Next" w:eastAsia="Avenir Next"/>
-                      <w:color w:val="1A1A1A"/>
-                      <w:sz w:val="19"/>
-                      <w:szCs w:val="19"/>
-                    </w:rPr>
                     <w:tab/>
                   </w:r>
                   <w:r>
@@ -4003,7 +4004,7 @@
                       <w:rFonts w:ascii="Avenir Next" w:hAnsi="Avenir Next" w:cs="Avenir Next" w:eastAsia="Avenir Next"/>
                       <w:i/>
                       <w:color w:val="1A1A1A"/>
-                      <w:sz w:val="19"/>
+                      <w:sz w:val="22"/>
                       <w:szCs w:val="19"/>
                     </w:rPr>
                     <w:t xml:space="preserve">c</w:t>
@@ -4012,7 +4013,7 @@
                     <w:rPr>
                       <w:rFonts w:ascii="Avenir Next" w:hAnsi="Avenir Next" w:cs="Avenir Next" w:eastAsia="Avenir Next"/>
                       <w:color w:val="1A1A1A"/>
-                      <w:sz w:val="19"/>
+                      <w:sz w:val="22"/>
                       <w:szCs w:val="19"/>
                     </w:rPr>
                     <w:t xml:space="preserve"> = 10</w:t>
@@ -4022,7 +4023,7 @@
                       <w:rFonts w:ascii="Avenir Next" w:hAnsi="Avenir Next" w:cs="Avenir Next" w:eastAsia="Avenir Next"/>
                       <w:i/>
                       <w:color w:val="1A1A1A"/>
-                      <w:sz w:val="19"/>
+                      <w:sz w:val="22"/>
                       <w:szCs w:val="19"/>
                     </w:rPr>
                     <w:t xml:space="preserve">h</w:t>
@@ -4031,7 +4032,7 @@
                     <w:rPr>
                       <w:rFonts w:ascii="Avenir Next" w:hAnsi="Avenir Next" w:cs="Avenir Next" w:eastAsia="Avenir Next"/>
                       <w:color w:val="1A1A1A"/>
-                      <w:sz w:val="19"/>
+                      <w:sz w:val="22"/>
                       <w:szCs w:val="19"/>
                     </w:rPr>
                     <w:t xml:space="preserve"> + 25</w:t>
@@ -4056,18 +4057,18 @@
                       <w:rFonts w:ascii="Avenir Next" w:hAnsi="Avenir Next" w:cs="Avenir Next" w:eastAsia="Avenir Next"/>
                       <w:b/>
                       <w:color w:val="003A70"/>
+                      <w:sz w:val="22"/>
+                      <w:szCs w:val="19"/>
+                    </w:rPr>
+                    <w:t xml:space="preserve">C</w:t>
+                  </w:r>
+                  <w:r>
+                    <w:rPr>
+                      <w:rFonts w:ascii="Avenir Next" w:hAnsi="Avenir Next" w:cs="Avenir Next" w:eastAsia="Avenir Next"/>
+                      <w:color w:val="1A1A1A"/>
                       <w:sz w:val="19"/>
                       <w:szCs w:val="19"/>
                     </w:rPr>
-                    <w:t xml:space="preserve">C</w:t>
-                  </w:r>
-                  <w:r>
-                    <w:rPr>
-                      <w:rFonts w:ascii="Avenir Next" w:hAnsi="Avenir Next" w:cs="Avenir Next" w:eastAsia="Avenir Next"/>
-                      <w:color w:val="1A1A1A"/>
-                      <w:sz w:val="19"/>
-                      <w:szCs w:val="19"/>
-                    </w:rPr>
                     <w:tab/>
                   </w:r>
                   <w:r>
@@ -4075,7 +4076,7 @@
                       <w:rFonts w:ascii="Avenir Next" w:hAnsi="Avenir Next" w:cs="Avenir Next" w:eastAsia="Avenir Next"/>
                       <w:i/>
                       <w:color w:val="1A1A1A"/>
-                      <w:sz w:val="19"/>
+                      <w:sz w:val="22"/>
                       <w:szCs w:val="19"/>
                     </w:rPr>
                     <w:t xml:space="preserve">c</w:t>
@@ -4084,7 +4085,7 @@
                     <w:rPr>
                       <w:rFonts w:ascii="Avenir Next" w:hAnsi="Avenir Next" w:cs="Avenir Next" w:eastAsia="Avenir Next"/>
                       <w:color w:val="1A1A1A"/>
-                      <w:sz w:val="19"/>
+                      <w:sz w:val="22"/>
                       <w:szCs w:val="19"/>
                     </w:rPr>
                     <w:t xml:space="preserve"> = 35</w:t>
@@ -4094,7 +4095,7 @@
                       <w:rFonts w:ascii="Avenir Next" w:hAnsi="Avenir Next" w:cs="Avenir Next" w:eastAsia="Avenir Next"/>
                       <w:i/>
                       <w:color w:val="1A1A1A"/>
-                      <w:sz w:val="19"/>
+                      <w:sz w:val="22"/>
                       <w:szCs w:val="19"/>
                     </w:rPr>
                     <w:t xml:space="preserve">h</w:t>
@@ -4119,18 +4120,18 @@
                       <w:rFonts w:ascii="Avenir Next" w:hAnsi="Avenir Next" w:cs="Avenir Next" w:eastAsia="Avenir Next"/>
                       <w:b/>
                       <w:color w:val="003A70"/>
+                      <w:sz w:val="22"/>
+                      <w:szCs w:val="19"/>
+                    </w:rPr>
+                    <w:t xml:space="preserve">D</w:t>
+                  </w:r>
+                  <w:r>
+                    <w:rPr>
+                      <w:rFonts w:ascii="Avenir Next" w:hAnsi="Avenir Next" w:cs="Avenir Next" w:eastAsia="Avenir Next"/>
+                      <w:color w:val="1A1A1A"/>
                       <w:sz w:val="19"/>
                       <w:szCs w:val="19"/>
                     </w:rPr>
-                    <w:t xml:space="preserve">D</w:t>
-                  </w:r>
-                  <w:r>
-                    <w:rPr>
-                      <w:rFonts w:ascii="Avenir Next" w:hAnsi="Avenir Next" w:cs="Avenir Next" w:eastAsia="Avenir Next"/>
-                      <w:color w:val="1A1A1A"/>
-                      <w:sz w:val="19"/>
-                      <w:szCs w:val="19"/>
-                    </w:rPr>
                     <w:tab/>
                   </w:r>
                   <w:r>
@@ -4138,7 +4139,7 @@
                       <w:rFonts w:ascii="Avenir Next" w:hAnsi="Avenir Next" w:cs="Avenir Next" w:eastAsia="Avenir Next"/>
                       <w:i/>
                       <w:color w:val="1A1A1A"/>
-                      <w:sz w:val="19"/>
+                      <w:sz w:val="22"/>
                       <w:szCs w:val="19"/>
                     </w:rPr>
                     <w:t xml:space="preserve">c</w:t>
@@ -4147,7 +4148,7 @@
                     <w:rPr>
                       <w:rFonts w:ascii="Avenir Next" w:hAnsi="Avenir Next" w:cs="Avenir Next" w:eastAsia="Avenir Next"/>
                       <w:color w:val="1A1A1A"/>
-                      <w:sz w:val="19"/>
+                      <w:sz w:val="22"/>
                       <w:szCs w:val="19"/>
                     </w:rPr>
                     <w:t xml:space="preserve"> = 10</w:t>
@@ -4157,7 +4158,7 @@
                       <w:rFonts w:ascii="Avenir Next" w:hAnsi="Avenir Next" w:cs="Avenir Next" w:eastAsia="Avenir Next"/>
                       <w:i/>
                       <w:color w:val="1A1A1A"/>
-                      <w:sz w:val="19"/>
+                      <w:sz w:val="22"/>
                       <w:szCs w:val="19"/>
                     </w:rPr>
                     <w:t xml:space="preserve">h</w:t>
@@ -4207,7 +4208,7 @@
         <w:rPr>
           <w:rFonts w:ascii="Avenir Next" w:hAnsi="Avenir Next" w:cs="Avenir Next" w:eastAsia="Avenir Next"/>
           <w:color w:val="1A1A1A"/>
-          <w:sz w:val="17"/>
+          <w:sz w:val="22"/>
           <w:szCs w:val="17"/>
         </w:rPr>
         <w:t xml:space="preserve">  I got it</w:t>
@@ -4225,7 +4226,7 @@
         <w:rPr>
           <w:rFonts w:ascii="Avenir Next" w:hAnsi="Avenir Next" w:cs="Avenir Next" w:eastAsia="Avenir Next"/>
           <w:color w:val="1A1A1A"/>
-          <w:sz w:val="17"/>
+          <w:sz w:val="22"/>
           <w:szCs w:val="17"/>
         </w:rPr>
         <w:t xml:space="preserve">  Almost</w:t>
@@ -4243,7 +4244,7 @@
         <w:rPr>
           <w:rFonts w:ascii="Avenir Next" w:hAnsi="Avenir Next" w:cs="Avenir Next" w:eastAsia="Avenir Next"/>
           <w:color w:val="1A1A1A"/>
-          <w:sz w:val="17"/>
+          <w:sz w:val="22"/>
           <w:szCs w:val="17"/>
         </w:rPr>
         <w:t xml:space="preserve">  I need help</w:t>
@@ -4337,7 +4338,106 @@
               <w:sz w:val="15"/>
               <w:szCs w:val="15"/>
             </w:rPr>
-            <w:t xml:space="preserve">Lesson 9-3  ·  Exit Tickets  ·  two per page</w:t>
+            <w:t xml:space="preserve">9-3 · Page </w:t>
+          </w:r>
+          <w:r>
+            <w:rPr>
+              <w:rFonts w:ascii="Avenir Next" w:hAnsi="Avenir Next" w:cs="Avenir Next" w:eastAsia="Avenir Next"/>
+              <w:color w:val="5A5F66"/>
+              <w:sz w:val="15"/>
+              <w:szCs w:val="15"/>
+            </w:rPr>
+            <w:fldChar w:fldCharType="begin"/>
+          </w:r>
+          <w:r>
+            <w:rPr>
+              <w:rFonts w:ascii="Avenir Next" w:hAnsi="Avenir Next" w:cs="Avenir Next" w:eastAsia="Avenir Next"/>
+              <w:color w:val="5A5F66"/>
+              <w:sz w:val="15"/>
+              <w:szCs w:val="15"/>
+            </w:rPr>
+            <w:instrText xml:space="preserve"> PAGE </w:instrText>
+          </w:r>
+          <w:r>
+            <w:rPr>
+              <w:rFonts w:ascii="Avenir Next" w:hAnsi="Avenir Next" w:cs="Avenir Next" w:eastAsia="Avenir Next"/>
+              <w:color w:val="5A5F66"/>
+              <w:sz w:val="15"/>
+              <w:szCs w:val="15"/>
+            </w:rPr>
+            <w:fldChar w:fldCharType="separate"/>
+          </w:r>
+          <w:r>
+            <w:rPr>
+              <w:rFonts w:ascii="Avenir Next" w:hAnsi="Avenir Next" w:cs="Avenir Next" w:eastAsia="Avenir Next"/>
+              <w:color w:val="5A5F66"/>
+              <w:sz w:val="15"/>
+              <w:szCs w:val="15"/>
+            </w:rPr>
+            <w:t xml:space="preserve">1</w:t>
+          </w:r>
+          <w:r>
+            <w:rPr>
+              <w:rFonts w:ascii="Avenir Next" w:hAnsi="Avenir Next" w:cs="Avenir Next" w:eastAsia="Avenir Next"/>
+              <w:color w:val="5A5F66"/>
+              <w:sz w:val="15"/>
+              <w:szCs w:val="15"/>
+            </w:rPr>
+            <w:fldChar w:fldCharType="end"/>
+          </w:r>
+          <w:r>
+            <w:rPr>
+              <w:rFonts w:ascii="Avenir Next" w:hAnsi="Avenir Next" w:cs="Avenir Next" w:eastAsia="Avenir Next"/>
+              <w:color w:val="5A5F66"/>
+              <w:sz w:val="15"/>
+              <w:szCs w:val="15"/>
+            </w:rPr>
+            <w:t xml:space="preserve"> of </w:t>
+          </w:r>
+          <w:r>
+            <w:rPr>
+              <w:rFonts w:ascii="Avenir Next" w:hAnsi="Avenir Next" w:cs="Avenir Next" w:eastAsia="Avenir Next"/>
+              <w:color w:val="5A5F66"/>
+              <w:sz w:val="15"/>
+              <w:szCs w:val="15"/>
+            </w:rPr>
+            <w:fldChar w:fldCharType="begin"/>
+          </w:r>
+          <w:r>
+            <w:rPr>
+              <w:rFonts w:ascii="Avenir Next" w:hAnsi="Avenir Next" w:cs="Avenir Next" w:eastAsia="Avenir Next"/>
+              <w:color w:val="5A5F66"/>
+              <w:sz w:val="15"/>
+              <w:szCs w:val="15"/>
+            </w:rPr>
+            <w:instrText xml:space="preserve"> NUMPAGES </w:instrText>
+          </w:r>
+          <w:r>
+            <w:rPr>
+              <w:rFonts w:ascii="Avenir Next" w:hAnsi="Avenir Next" w:cs="Avenir Next" w:eastAsia="Avenir Next"/>
+              <w:color w:val="5A5F66"/>
+              <w:sz w:val="15"/>
+              <w:szCs w:val="15"/>
+            </w:rPr>
+            <w:fldChar w:fldCharType="separate"/>
+          </w:r>
+          <w:r>
+            <w:rPr>
+              <w:rFonts w:ascii="Avenir Next" w:hAnsi="Avenir Next" w:cs="Avenir Next" w:eastAsia="Avenir Next"/>
+              <w:color w:val="5A5F66"/>
+              <w:sz w:val="15"/>
+              <w:szCs w:val="15"/>
+            </w:rPr>
+            <w:t xml:space="preserve">1</w:t>
+          </w:r>
+          <w:r>
+            <w:rPr>
+              <w:rFonts w:ascii="Avenir Next" w:hAnsi="Avenir Next" w:cs="Avenir Next" w:eastAsia="Avenir Next"/>
+              <w:color w:val="5A5F66"/>
+              <w:sz w:val="15"/>
+              <w:szCs w:val="15"/>
+            </w:rPr>
+            <w:fldChar w:fldCharType="end"/>
           </w:r>
         </w:p>
       </w:tc>
@@ -4380,5 +4480,23 @@
       </w:tblCellMar>
     </w:tblPr>
   </w:style>
+  <w:style w:type="paragraph" w:styleId="Heading1">
+    <w:name w:val="heading 1"/>
+    <w:basedOn w:val="Normal"/>
+    <w:pPr>
+      <w:outlineLvl w:val="0"/>
+      <w:keepNext w:val="0"/>
+      <w:keepLines w:val="0"/>
+    </w:pPr>
+  </w:style>
+  <w:style w:type="paragraph" w:styleId="Heading2">
+    <w:name w:val="heading 2"/>
+    <w:basedOn w:val="Normal"/>
+    <w:pPr>
+      <w:outlineLvl w:val="1"/>
+      <w:keepNext w:val="0"/>
+      <w:keepLines w:val="0"/>
+    </w:pPr>
+  </w:style>
 </w:styles>
 </file>